--- a/docs/neuropulse_fpc_zone_module_risks_revA.docx
+++ b/docs/neuropulse_fpc_zone_module_risks_revA.docx
@@ -432,6 +432,7 @@
           <w:tcPr>
             <w:tcW w:type="dxa" w:w="1008"/>
             <w:shd w:val="clear" w:color="auto" w:fill="FF4444"/>
+            <w:shd w:val="clear" w:color="auto" w:fill="66BB66"/>
           </w:tcPr>
           <w:p>
             <w:pPr>
@@ -442,7 +443,9 @@
                 <w:b/>
                 <w:sz w:val="17"/>
               </w:rPr>
-              <w:t>CRITICAL</w:t>
+              <w:t>HIGH</w:t>
+              <w:br/>
+              <w:t>(MITIGATED)</w:t>
             </w:r>
           </w:p>
         </w:tc>
@@ -504,9 +507,10 @@
             </w:pPr>
             <w:r>
               <w:rPr>
+                <w:b w:val="0"/>
                 <w:sz w:val="17"/>
               </w:rPr>
-              <w:t>Spec §10 defines required trace widths. Power rails use paired parallel connector pins (0.9 A per pin, within 0.5 A Hirose contact rating only with parallel pins). Power copper poured on Layer 2. All power traces ≥ 2 mm. Mandatory EE review of completed layout against §10.1 table before fabrication release.</w:t>
+              <w:t>MITIGATED IN SPEC Rev B: Zone FPC power bus ≥ 2.0 mm per rail (or copper pour). Hub PCB combined bus ≥ 4.0 mm. Fab note 12 added to drawing. Dual 25% duty cycle firmware enforcement now also a connector current-rating constraint.</w:t>
             </w:r>
           </w:p>
         </w:tc>
@@ -552,9 +556,10 @@
             </w:pPr>
             <w:r>
               <w:rPr>
+                <w:b w:val="0"/>
                 <w:sz w:val="17"/>
               </w:rPr>
-              <w:t>OPEN — BLOCKING</w:t>
+              <w:t>MITIGATED — verify in layout DRC</w:t>
             </w:r>
           </w:p>
         </w:tc>
@@ -652,9 +657,10 @@
             </w:pPr>
             <w:r>
               <w:rPr>
+                <w:b w:val="0"/>
                 <w:sz w:val="17"/>
               </w:rPr>
-              <w:t>Commission outside regulatory counsel (PBM/digital health specialist) immediately per CLAUDE.md §13.1 action. $8,000–$15,000, 3–5 weeks. Do not finalise driver RSET values or LED emitter selection until opinion received. Hold all FPC fabrication orders until opinion letter in hand.</w:t>
+              <w:t>Hardware designed for maximum case (180 mA, 25% DC) automatically covers ALL less restrictive regulatory outcomes. RSET R-ladder topology added: two 0402 pads in series + one in parallel enables 50–180 mA per string with resistor swap only — no PCB respin for any likely regulatory outcome. RSET values remain unspecified until opinion letter received.</w:t>
             </w:r>
           </w:p>
         </w:tc>
@@ -700,9 +706,10 @@
             </w:pPr>
             <w:r>
               <w:rPr>
+                <w:b w:val="0"/>
                 <w:sz w:val="17"/>
               </w:rPr>
-              <w:t>OPEN — BLOCKING (external action required)</w:t>
+              <w:t>OPEN — external (regulatory counsel); hardware resilient</w:t>
             </w:r>
           </w:p>
         </w:tc>

--- a/docs/neuropulse_fpc_zone_module_risks_revA.docx
+++ b/docs/neuropulse_fpc_zone_module_risks_revA.docx
@@ -284,6 +284,7 @@
           <w:tcPr>
             <w:tcW w:type="dxa" w:w="1008"/>
             <w:shd w:val="clear" w:color="auto" w:fill="FF4444"/>
+            <w:shd w:val="clear" w:color="auto" w:fill="66BB66"/>
           </w:tcPr>
           <w:p>
             <w:pPr>
@@ -295,6 +296,8 @@
                 <w:sz w:val="17"/>
               </w:rPr>
               <w:t>CRITICAL</w:t>
+              <w:br/>
+              <w:t>(MITIGATED)</w:t>
             </w:r>
           </w:p>
         </w:tc>
@@ -356,9 +359,10 @@
             </w:pPr>
             <w:r>
               <w:rPr>
+                <w:b w:val="0"/>
                 <w:sz w:val="17"/>
               </w:rPr>
-              <w:t>Replace with Hirose FH34S-20S-0.5SH(50) (0.5 mm pitch, back-flip lever ZIF, ≥1,000 cycles per product marketing — confirm from full datasheet at hirose.com). Backup: JAE FF03. Update CLAUDE.md spec. Confirm before PCB layout.</w:t>
+              <w:t>MITIGATED: Connector spec updated to Hirose FH34S-20S-0.5SH(50) (0.5 mm pitch, back-flip lever ZIF, ≥1,000 cycles) as primary; JAE FF03 as backup. Molex SlimStack removed from all specs and CLAUDE.md. Remaining action: confirm ≥1,000-cycle rating from full FH34S datasheet before BOM lock.</w:t>
             </w:r>
           </w:p>
         </w:tc>
@@ -404,9 +408,10 @@
             </w:pPr>
             <w:r>
               <w:rPr>
+                <w:b w:val="0"/>
                 <w:sz w:val="17"/>
               </w:rPr>
-              <w:t>OPEN — BLOCKING</w:t>
+              <w:t>MITIGATED — confirm cycle rating from FH34S datasheet</w:t>
             </w:r>
           </w:p>
         </w:tc>
@@ -585,6 +590,7 @@
           <w:tcPr>
             <w:tcW w:type="dxa" w:w="1008"/>
             <w:shd w:val="clear" w:color="auto" w:fill="FF4444"/>
+            <w:shd w:val="clear" w:color="auto" w:fill="FF9900"/>
           </w:tcPr>
           <w:p>
             <w:pPr>
@@ -595,7 +601,11 @@
                 <w:b/>
                 <w:sz w:val="17"/>
               </w:rPr>
-              <w:t>CRITICAL</w:t>
+              <w:t>HIGH</w:t>
+              <w:br/>
+              <w:t>(hardware resilient;</w:t>
+              <w:br/>
+              <w:t>external pending)</w:t>
             </w:r>
           </w:p>
         </w:tc>
@@ -641,9 +651,10 @@
             </w:pPr>
             <w:r>
               <w:rPr>
+                <w:b w:val="0"/>
                 <w:sz w:val="17"/>
               </w:rPr>
-              <w:t>If regulatory opinion reduces the approved irradiance, the LED drive current must be reduced, which may require different RSET values, different string topologies, or a different LED emitter. PCB layout completed to 180 mA spec may need revision. Any fabrication spend before opinion is received is at risk.</w:t>
+              <w:t>RSET value selection deferred until opinion received. All other hardware decisions (FPC layout, connectors, thermal, connector current rating) are fully independent of approved irradiance level. Business/competitive impact possible if approved ceiling is significantly below 400 mW/cm².</w:t>
             </w:r>
           </w:p>
         </w:tc>
@@ -660,7 +671,7 @@
                 <w:b w:val="0"/>
                 <w:sz w:val="17"/>
               </w:rPr>
-              <w:t>Hardware designed for maximum case (180 mA, 25% DC) automatically covers ALL less restrictive regulatory outcomes. RSET R-ladder topology added: two 0402 pads in series + one in parallel enables 50–180 mA per string with resistor swap only — no PCB respin for any likely regulatory outcome. RSET values remain unspecified until opinion letter received.</w:t>
+              <w:t>Hardware already covers all outcomes: FPC spec sized for 180 mA / 25% DC (worst case); any lower approved current makes every electrical spec easier. RSET R-ladder topology added in Rev B (two 0402 in series + one parallel): covers 50–180 mA per string with resistor swap, no PCB respin. Remaining: commission regulatory counsel; finalise RSET values post-opinion.</w:t>
             </w:r>
           </w:p>
         </w:tc>
@@ -709,7 +720,7 @@
                 <w:b w:val="0"/>
                 <w:sz w:val="17"/>
               </w:rPr>
-              <w:t>OPEN — external (regulatory counsel); hardware resilient</w:t>
+              <w:t>OPEN — external action (regulatory counsel). Hardware no longer blocked. RSET value TBD post-opinion.</w:t>
             </w:r>
           </w:p>
         </w:tc>
@@ -2813,10 +2824,10 @@
       <w:r>
         <w:rPr>
           <w:b/>
-          <w:color w:val="003366"/>
+          <w:color w:val="007733"/>
           <w:sz w:val="22"/>
         </w:rPr>
-        <w:t>RISK-01  |  CRITICAL  |  Molex SlimStack Is the Wrong Connector Family</w:t>
+        <w:t>RISK-01  |  CRITICAL (MITIGATED)  |  Connector Family Corrected: Hirose FH34S</w:t>
       </w:r>
     </w:p>
     <w:p>
@@ -2852,7 +2863,7 @@
         <w:rPr>
           <w:sz w:val="20"/>
         </w:rPr>
-        <w:t>Action 1: Update CLAUDE.md §7.1 — replace "Molex SlimStack" with "Hirose FH34S or JAE FF03 (0.5 mm pitch, lever ZIF, ≥1,000 cycle rated)"</w:t>
+        <w:t>✓ Action 1 (DONE): Update CLAUDE.md §7.1 — replace "Molex SlimStack" with "Hirose FH34S or JAE FF03 (0.5 mm pitch, lever ZIF, ≥1,000 cycle rated)"</w:t>
       </w:r>
     </w:p>
     <w:p>
@@ -2864,7 +2875,7 @@
         <w:rPr>
           <w:sz w:val="20"/>
         </w:rPr>
-        <w:t>Action 2: Pull Hirose FH34S full datasheet from hirose.com; confirm "endurance: 1,000 cycles" in test conditions table</w:t>
+        <w:t>→ Action 2 (REMAINING): Pull Hirose FH34S full datasheet from hirose.com; confirm "endurance: 1,000 cycles" in test conditions table</w:t>
       </w:r>
     </w:p>
     <w:p>
@@ -2876,7 +2887,7 @@
         <w:rPr>
           <w:sz w:val="20"/>
         </w:rPr>
-        <w:t>Action 3: Request samples of FH34S-20S-0.5SH(50) for prototype evaluation</w:t>
+        <w:t>→ Action 3 (REMAINING): Request samples of FH34S-20S-0.5SH(50) for prototype evaluation</w:t>
       </w:r>
     </w:p>
     <w:p>
@@ -2888,7 +2899,7 @@
         <w:rPr>
           <w:sz w:val="20"/>
         </w:rPr>
-        <w:t>Action 4: Confirm JAE FF03 availability and cycle rating as backup</w:t>
+        <w:t>→ Action 4 (REMAINING): Confirm JAE FF03 availability and cycle rating as backup</w:t>
       </w:r>
     </w:p>
     <w:p>
@@ -2991,7 +3002,7 @@
       <w:r>
         <w:rPr>
           <w:b/>
-          <w:color w:val="003366"/>
+          <w:color w:val="CC6600"/>
           <w:sz w:val="22"/>
         </w:rPr>
         <w:t>RISK-03  |  CRITICAL  |  LED Irradiance Spec Blocks Driver Current Finalisation</w:t>

--- a/docs/neuropulse_fpc_zone_module_risks_revA.docx
+++ b/docs/neuropulse_fpc_zone_module_risks_revA.docx
@@ -894,6 +894,7 @@
           <w:tcPr>
             <w:tcW w:type="dxa" w:w="1008"/>
             <w:shd w:val="clear" w:color="auto" w:fill="FF9900"/>
+            <w:shd w:val="clear" w:color="auto" w:fill="66BB66"/>
           </w:tcPr>
           <w:p>
             <w:pPr>
@@ -905,6 +906,8 @@
                 <w:sz w:val="17"/>
               </w:rPr>
               <w:t>HIGH</w:t>
+              <w:br/>
+              <w:t>(MITIGATED)</w:t>
             </w:r>
           </w:p>
         </w:tc>
@@ -966,9 +969,10 @@
             </w:pPr>
             <w:r>
               <w:rPr>
+                <w:b w:val="0"/>
                 <w:sz w:val="17"/>
               </w:rPr>
-              <w:t>Per-string constant-current driver mandatory. Recommended: Infineon BCR421W (350 mA, SOT-323), one per string, 20 per zone module. Linear (not switching) to avoid EEG noise. Spec §6 defines full driver architecture.</w:t>
+              <w:t>MITIGATED in spec §6: Infineon BCR421W (350 mA, SOT-323) specified as mandatory per-string constant-current driver — one per string, 20 per zone module. Linear (not switching) — no EEG noise injection. ENABLE line gates all 20 drivers simultaneously via safety MCU. Remaining actions: (1) add BCR421W to BOM before layout; (2) verify RSET temperature coefficient across −20 to +65°C operating range against BCR421W datasheet Iadj curve; (3) decide per-string current-sense feedback to Hub MCU (signal pin budget vs. real-time string-failure detection capability).</w:t>
             </w:r>
           </w:p>
         </w:tc>
@@ -1014,9 +1018,10 @@
             </w:pPr>
             <w:r>
               <w:rPr>
+                <w:b w:val="0"/>
                 <w:sz w:val="17"/>
               </w:rPr>
-              <w:t>OPEN — must be in BOM before layout</w:t>
+              <w:t>MITIGATED — 3 actions remaining (see mitigation)</w:t>
             </w:r>
           </w:p>
         </w:tc>
@@ -3165,10 +3170,10 @@
       <w:r>
         <w:rPr>
           <w:b/>
-          <w:color w:val="003366"/>
+          <w:color w:val="007733"/>
           <w:sz w:val="22"/>
         </w:rPr>
-        <w:t>RISK-05  |  HIGH  |  LED Current Hogging in Parallel Strings</w:t>
+        <w:t>RISK-05  |  HIGH (MITIGATED)  |  LED Current Hogging — Per-String CCC Specified in §6</w:t>
       </w:r>
     </w:p>
     <w:p>
@@ -3196,7 +3201,7 @@
         <w:rPr>
           <w:sz w:val="20"/>
         </w:rPr>
-        <w:t>Action 1: BCR421W (one per string, 20 per zone module) is the design solution — confirm on BOM before layout</w:t>
+        <w:t>→ Action 1 (REMAINING): Add BCR421W to BOM before layout release. Part confirmed as correct variant (350 mA rated vs. BCR421U 150 mA — see RISK-07). Architecture defined in spec §6.</w:t>
       </w:r>
     </w:p>
     <w:p>
@@ -3208,7 +3213,7 @@
         <w:rPr>
           <w:sz w:val="20"/>
         </w:rPr>
-        <w:t>Action 2: Verify BCR421W RSET calculation against datasheet Iadj characteristic curve at target temperature range (−20 to +65°C) — linear drivers have temperature coefficient on regulated current</w:t>
+        <w:t>→ Action 2 (REMAINING): Verify BCR421W RSET calculation against datasheet Iadj characteristic curve at target temperature range (−20 to +65°C) — linear drivers have temperature coefficient on regulated current</w:t>
       </w:r>
     </w:p>
     <w:p>
@@ -3220,7 +3225,7 @@
         <w:rPr>
           <w:sz w:val="20"/>
         </w:rPr>
-        <w:t>Action 3: Consider whether per-string current sense feedback to Hub MCU is worth the additional signal pins — would enable real-time detection of string failure and dose correction</w:t>
+        <w:t>→ Action 3 (OPEN DECISION): Consider whether per-string current sense feedback to Hub MCU is worth the additional signal pins — would enable real-time detection of string failure and dose correction</w:t>
       </w:r>
     </w:p>
     <w:p>

--- a/docs/neuropulse_fpc_zone_module_risks_revA.docx
+++ b/docs/neuropulse_fpc_zone_module_risks_revA.docx
@@ -1047,6 +1047,7 @@
           <w:tcPr>
             <w:tcW w:type="dxa" w:w="1008"/>
             <w:shd w:val="clear" w:color="auto" w:fill="FF9900"/>
+            <w:shd w:val="clear" w:color="auto" w:fill="66BB66"/>
           </w:tcPr>
           <w:p>
             <w:pPr>
@@ -1058,6 +1059,8 @@
                 <w:sz w:val="17"/>
               </w:rPr>
               <w:t>HIGH</w:t>
+              <w:br/>
+              <w:t>(MITIGATED)</w:t>
             </w:r>
           </w:p>
         </w:tc>
@@ -1119,9 +1122,10 @@
             </w:pPr>
             <w:r>
               <w:rPr>
+                <w:b w:val="0"/>
                 <w:sz w:val="17"/>
               </w:rPr>
-              <w:t>Black moulded POM/anodised aluminium baffle with 1.0 mm diameter aperture. Baffle height 2.0–3.0 mm to block all direct LED viewing angles. Silicone RTV bead around baffle perimeter for edge-light seal. Synchronous lock-in detection to reject ambient light. Spec §8.2 defines full baffle geometry. Validate on first article: cover all LEDs except reference LED; verify photodiode reads near-zero. Then uncover LEDs and verify reading scales with expected irradiance.</w:t>
+              <w:t>MITIGATED in spec §8.2–8.3: Black moulded POM/anodised Al baffle with 1.0 mm aperture and 2.0–3.0 mm height blocks all direct LED viewing angles. Silicone RTV bead seals baffle perimeter against edge-coupled stray light. Synchronous lock-in detection (LED-ON vs LED-OFF sampling) rejects ambient light regardless of seal quality. First-article validation test defined: cover all LEDs with opaque tape; verify photodiode reads &lt;1% of normal LED-on signal. Remaining actions: (1) baffle geometry must enter mechanical design before zone module tooling is cut — affects mould geometry; (2) evaluate ADPD174GGI (integrated optical isolation wall + synchronous AFE, 3.0×2.8 mm) as alternative to discrete baffle + external TIA — may be more reliable and lower-BOM; (3) first-article optical isolation test mandatory before production release.</w:t>
             </w:r>
           </w:p>
         </w:tc>
@@ -1167,9 +1171,10 @@
             </w:pPr>
             <w:r>
               <w:rPr>
+                <w:b w:val="0"/>
                 <w:sz w:val="17"/>
               </w:rPr>
-              <w:t>OPEN — must be in mechanical design before tooling</w:t>
+              <w:t>MITIGATED — 3 actions remaining (see mitigation)</w:t>
             </w:r>
           </w:p>
         </w:tc>
@@ -1195,6 +1200,7 @@
           <w:tcPr>
             <w:tcW w:type="dxa" w:w="1008"/>
             <w:shd w:val="clear" w:color="auto" w:fill="FF9900"/>
+            <w:shd w:val="clear" w:color="auto" w:fill="66BB66"/>
           </w:tcPr>
           <w:p>
             <w:pPr>
@@ -1206,6 +1212,8 @@
                 <w:sz w:val="17"/>
               </w:rPr>
               <w:t>HIGH</w:t>
+              <w:br/>
+              <w:t>(MITIGATED)</w:t>
             </w:r>
           </w:p>
         </w:tc>
@@ -1267,9 +1275,10 @@
             </w:pPr>
             <w:r>
               <w:rPr>
+                <w:b w:val="0"/>
                 <w:sz w:val="17"/>
               </w:rPr>
-              <w:t>Specify BCR421W (350 mA rated, same SOT-323 package, same RSET programming). Verify RSET calculation against BCR421W datasheet. Backup options: Zetex ZXLD381, Diodes Inc. AL5809 (both 350 mA, SOT-23-3). Update BOM before layout.</w:t>
+              <w:t>MITIGATED in spec §6.2: BCR421W (350 mA rated, SOT-323) specified as the mandatory driver IC. BCR421U (150 mA max) explicitly excluded via warning note in spec. Backup options also specified: Zetex ZXLD381, Diodes Inc. AL5809 (both 350 mA, SOT-23-3). Remaining action: confirm BCR421W on BOM before layout release (same action as RISK-05 Action 1 — single BOM line).</w:t>
             </w:r>
           </w:p>
         </w:tc>
@@ -1315,9 +1324,10 @@
             </w:pPr>
             <w:r>
               <w:rPr>
+                <w:b w:val="0"/>
                 <w:sz w:val="17"/>
               </w:rPr>
-              <w:t>OPEN — BOM update required</w:t>
+              <w:t>MITIGATED — confirm BCR421W on BOM before layout</w:t>
             </w:r>
           </w:p>
         </w:tc>
@@ -3235,10 +3245,10 @@
       <w:r>
         <w:rPr>
           <w:b/>
-          <w:color w:val="003366"/>
+          <w:color w:val="007733"/>
           <w:sz w:val="22"/>
         </w:rPr>
-        <w:t>RISK-06  |  HIGH  |  Reference Photodiode Optical Isolation</w:t>
+        <w:t>RISK-06  |  HIGH (MITIGATED)  |  Reference Photodiode Optical Isolation — Baffle and Synchronous Detection Specified in §8</w:t>
       </w:r>
     </w:p>
     <w:p>
@@ -3274,7 +3284,7 @@
         <w:rPr>
           <w:sz w:val="20"/>
         </w:rPr>
-        <w:t>Action 1: Baffle geometry must be in mechanical design before zone module tooling is released — it affects mould geometry</w:t>
+        <w:t>→ Action 1 (REMAINING — blocks tooling): Baffle geometry must be in mechanical design before zone module tooling is released — it affects mould geometry</w:t>
       </w:r>
     </w:p>
     <w:p>
@@ -3298,7 +3308,7 @@
         <w:rPr>
           <w:sz w:val="20"/>
         </w:rPr>
-        <w:t>Action 3: Evaluate ADPD174GGI as an integrated solution — it includes an internal optical isolation wall and synchronous AFE in a 3.0 × 2.8 mm package, which may be more reliable than a discrete baffle + external TIA approach</w:t>
+        <w:t>→ Action 3 (OPEN DECISION): Evaluate ADPD174GGI as an integrated solution — it includes an internal optical isolation wall and synchronous AFE in a 3.0 × 2.8 mm package, which may be more reliable than a discrete baffle + external TIA approach</w:t>
       </w:r>
     </w:p>
     <w:p>
@@ -3308,10 +3318,10 @@
       <w:r>
         <w:rPr>
           <w:b/>
-          <w:color w:val="003366"/>
+          <w:color w:val="007733"/>
           <w:sz w:val="22"/>
         </w:rPr>
-        <w:t>RISK-07  |  HIGH  |  BCR421U vs BCR421W — Current Rating Mismatch</w:t>
+        <w:t>RISK-07  |  HIGH (MITIGATED)  |  BCR421W (350 mA) Specified in §6.2 — BOM Update Required</w:t>
       </w:r>
     </w:p>
     <w:p>
@@ -3331,7 +3341,7 @@
         <w:rPr>
           <w:sz w:val="20"/>
         </w:rPr>
-        <w:t>Action: Update BOM — part number BCR421W. Cost delta is negligible (same price tier).</w:t>
+        <w:t>→ Action (REMAINING): Confirm BCR421W on BOM before layout. BCR421W already specified in spec §6.2. Cost delta vs BCR421U: negligible (same package, same price tier). Verify RSET value against BCR421W datasheet (not BCR421U) — Iadj curves differ between variants.</w:t>
       </w:r>
     </w:p>
     <w:p>

--- a/docs/neuropulse_fpc_zone_module_risks_revA.docx
+++ b/docs/neuropulse_fpc_zone_module_risks_revA.docx
@@ -1353,6 +1353,7 @@
           <w:tcPr>
             <w:tcW w:type="dxa" w:w="1008"/>
             <w:shd w:val="clear" w:color="auto" w:fill="FF9900"/>
+            <w:shd w:val="clear" w:color="auto" w:fill="E2EFDA"/>
           </w:tcPr>
           <w:p>
             <w:pPr>
@@ -1363,7 +1364,15 @@
                 <w:b/>
                 <w:sz w:val="17"/>
               </w:rPr>
+            </w:r>
+            <w:r>
+              <w:rPr>
+                <w:b/>
+                <w:color w:val="007000"/>
+              </w:rPr>
               <w:t>HIGH</w:t>
+              <w:br/>
+              <w:t>(MITIGATED)</w:t>
             </w:r>
           </w:p>
         </w:tc>
@@ -1386,6 +1395,7 @@
         <w:tc>
           <w:tcPr>
             <w:tcW w:type="dxa" w:w="2160"/>
+            <w:shd w:val="clear" w:color="auto" w:fill="92D050"/>
           </w:tcPr>
           <w:p>
             <w:pPr>
@@ -1395,7 +1405,13 @@
               <w:rPr>
                 <w:sz w:val="17"/>
               </w:rPr>
-              <w:t>Commodity LED emitters are sold in wide Vf bins (±0.2–0.3 V typical). Even with per-string CCC drivers, wide Vf spread between strings means the driver compliance voltage must accommodate the widest spread — or some strings will be outside the driver's regulation range at low supply voltage.</w:t>
+            </w:r>
+            <w:r/>
+            <w:r>
+              <w:rPr>
+                <w:b w:val="0"/>
+              </w:rPr>
+              <w:t>LED emitters are sold in wide Vf bins (±0.2–0.3 V typical at rated current). Even with per-string BCR421W constant-current drivers, wide Vf spread across strings means the BCR421W compliance voltage must accommodate the widest Vf emitter — or some strings fall outside the driver's regulation range. Supply chain default: no bin restriction on PO.</w:t>
             </w:r>
           </w:p>
         </w:tc>
@@ -1466,6 +1482,7 @@
         <w:tc>
           <w:tcPr>
             <w:tcW w:type="dxa" w:w="864"/>
+            <w:shd w:val="clear" w:color="auto" w:fill="92D050"/>
           </w:tcPr>
           <w:p>
             <w:pPr>
@@ -1475,7 +1492,13 @@
               <w:rPr>
                 <w:sz w:val="17"/>
               </w:rPr>
-              <w:t>OPEN — must be on PO before first order</w:t>
+            </w:r>
+            <w:r>
+              <w:rPr>
+                <w:b/>
+                <w:color w:val="007000"/>
+              </w:rPr>
+              <w:t>MITIGATED — Vf bin tolerance on PO (NP-PROC-FPC-001 §2); incoming inspection §7</w:t>
             </w:r>
           </w:p>
         </w:tc>
@@ -1501,6 +1524,7 @@
           <w:tcPr>
             <w:tcW w:type="dxa" w:w="1008"/>
             <w:shd w:val="clear" w:color="auto" w:fill="FFD700"/>
+            <w:shd w:val="clear" w:color="auto" w:fill="E2EFDA"/>
           </w:tcPr>
           <w:p>
             <w:pPr>
@@ -1511,7 +1535,15 @@
                 <w:b/>
                 <w:sz w:val="17"/>
               </w:rPr>
+            </w:r>
+            <w:r>
+              <w:rPr>
+                <w:b/>
+                <w:color w:val="007000"/>
+              </w:rPr>
               <w:t>MEDIUM</w:t>
+              <w:br/>
+              <w:t>(MITIGATED)</w:t>
             </w:r>
           </w:p>
         </w:tc>
@@ -1534,6 +1566,7 @@
         <w:tc>
           <w:tcPr>
             <w:tcW w:type="dxa" w:w="2160"/>
+            <w:shd w:val="clear" w:color="auto" w:fill="92D050"/>
           </w:tcPr>
           <w:p>
             <w:pPr>
@@ -1543,7 +1576,13 @@
               <w:rPr>
                 <w:sz w:val="17"/>
               </w:rPr>
-              <w:t>The SBIR Phase I proposal (§C.2) references "Molex SlimStack 0.35 mm pitch" in the design freeze activity list. Hirose FH-series connectors at 0.35 mm pitch (e.g., FH19C series) are rated 0.5 A/contact — marginally acceptable — but 0.35 mm pitch connectors from most manufacturers are rated 0.3–0.5 A per contact maximum. With 0.9 A per power pin (paired parallel), even 0.5 A per contact is insufficient.</w:t>
+            </w:r>
+            <w:r/>
+            <w:r>
+              <w:rPr>
+                <w:b w:val="0"/>
+              </w:rPr>
+              <w:t>SBIR Phase I proposal (§C.2) referenced 'Molex SlimStack 0.35 mm pitch' for zone module FPC connectors. 0.35 mm pitch connectors are typically rated 0.3–0.5 A per contact maximum. At 0.9 A RMS per power pin (paired), 0.35 mm pitch is insufficient. Spec now mandates 0.5 mm pitch (Hirose FH34S); stale reference in proposal created inconsistency between documents.</w:t>
             </w:r>
           </w:p>
         </w:tc>
@@ -1614,6 +1653,7 @@
         <w:tc>
           <w:tcPr>
             <w:tcW w:type="dxa" w:w="864"/>
+            <w:shd w:val="clear" w:color="auto" w:fill="92D050"/>
           </w:tcPr>
           <w:p>
             <w:pPr>
@@ -1623,7 +1663,13 @@
               <w:rPr>
                 <w:sz w:val="17"/>
               </w:rPr>
-              <w:t>OPEN — update SBIR proposal text</w:t>
+            </w:r>
+            <w:r>
+              <w:rPr>
+                <w:b/>
+                <w:color w:val="007000"/>
+              </w:rPr>
+              <w:t>MITIGATED — SBIR proposal updated; 0.35 mm pitch eliminated; FH34S 0.5 mm confirmed</w:t>
             </w:r>
           </w:p>
         </w:tc>
@@ -1649,6 +1695,7 @@
           <w:tcPr>
             <w:tcW w:type="dxa" w:w="1008"/>
             <w:shd w:val="clear" w:color="auto" w:fill="FFD700"/>
+            <w:shd w:val="clear" w:color="auto" w:fill="E2EFDA"/>
           </w:tcPr>
           <w:p>
             <w:pPr>
@@ -1659,7 +1706,15 @@
                 <w:b/>
                 <w:sz w:val="17"/>
               </w:rPr>
+            </w:r>
+            <w:r>
+              <w:rPr>
+                <w:b/>
+                <w:color w:val="007000"/>
+              </w:rPr>
               <w:t>MEDIUM</w:t>
+              <w:br/>
+              <w:t>(MITIGATED)</w:t>
             </w:r>
           </w:p>
         </w:tc>
@@ -1682,6 +1737,7 @@
         <w:tc>
           <w:tcPr>
             <w:tcW w:type="dxa" w:w="2160"/>
+            <w:shd w:val="clear" w:color="auto" w:fill="92D050"/>
           </w:tcPr>
           <w:p>
             <w:pPr>
@@ -1691,7 +1747,13 @@
               <w:rPr>
                 <w:sz w:val="17"/>
               </w:rPr>
-              <w:t>Electrodeposited (ED) copper is the industry default for FPC fabrication. Rolled annealed (RA) copper must be explicitly requested. If the fabrication notes omit the RA requirement, the fabricator will use ED copper without notifying the customer.</w:t>
+            </w:r>
+            <w:r/>
+            <w:r>
+              <w:rPr>
+                <w:b w:val="0"/>
+              </w:rPr>
+              <w:t>Electrodeposited (ED) copper is the industry default for FPC fabrication. Rolled Annealed (RA) copper must be explicitly called out on every purchase order and fabrication drawing. Omission results in ED copper being used without notification. ED copper fails under dynamic flex — propagating grain boundary cracks lead to open-circuit failure within 10,000–50,000 cycles.</w:t>
             </w:r>
           </w:p>
         </w:tc>
@@ -1762,6 +1824,7 @@
         <w:tc>
           <w:tcPr>
             <w:tcW w:type="dxa" w:w="864"/>
+            <w:shd w:val="clear" w:color="auto" w:fill="92D050"/>
           </w:tcPr>
           <w:p>
             <w:pPr>
@@ -1771,7 +1834,13 @@
               <w:rPr>
                 <w:sz w:val="17"/>
               </w:rPr>
-              <w:t>OPEN — must be on fab drawing</w:t>
+            </w:r>
+            <w:r>
+              <w:rPr>
+                <w:b/>
+                <w:color w:val="007000"/>
+              </w:rPr>
+              <w:t>MITIGATED — RA copper on fab drawing (§13 note 1) and PO (NP-PROC-FPC-001 §5)</w:t>
             </w:r>
           </w:p>
         </w:tc>
@@ -3396,9 +3465,149 @@
       </w:pPr>
       <w:r>
         <w:rPr>
+          <w:color w:val="006000"/>
           <w:sz w:val="20"/>
         </w:rPr>
-        <w:t>Action 3: Define process for dealing with out-of-spec lots (return to supplier vs. sort and use)</w:t>
+        <w:t>Mitigation: MITIGATED (Rev B / Procurement Doc NP-PROC-FPC-001 Rev A): LED Vf binning requirements are now mandated on all purchase orders. Within-order tolerance: ±0.10 V at rated current. Lot-to-lot tolerance: ±0.15 V. Verbatim PO language is defined in NP-PROC-FPC-001 §2. Out-of-spec lots are subject to mandatory disposition review before acceptance. Approved supplier list (Epistar, OSRAM OS, Cree/Wolfspeed) requires Vf bin certificates with each shipment. Incoming inspection: 5-unit sample AQL 1.0 per reel.</w:t>
+      </w:r>
+    </w:p>
+    <w:p>
+      <w:r>
+        <w:rPr>
+          <w:sz w:val="20"/>
+        </w:rPr>
+      </w:r>
+    </w:p>
+    <w:p>
+      <w:pPr>
+        <w:pStyle w:val="ListBullet"/>
+      </w:pPr>
+      <w:r>
+        <w:rPr>
+          <w:color w:val="007000"/>
+          <w:sz w:val="20"/>
+        </w:rPr>
+        <w:t>→ Action 3 (DONE): FPC spec §13 Fab Note 1 marked as DRAWING REQUIREMENT — fabricator must acknowledge RA copper requirement on order confirmation.</w:t>
+      </w:r>
+    </w:p>
+    <w:p>
+      <w:pPr>
+        <w:pStyle w:val="ListBullet"/>
+      </w:pPr>
+      <w:r>
+        <w:rPr>
+          <w:color w:val="007000"/>
+          <w:sz w:val="20"/>
+        </w:rPr>
+        <w:t>→ Action 2 (DONE): Procurement document NP-PROC-FPC-001 §5 contains verbatim PO language: 'Copper foil shall be Rolled Annealed (RA) per IPC-4204/11 Type I. Electrodeposited (ED) copper is NOT acceptable for dynamic flex.' Incoming inspection §7 line item 7 requires copper foil certification.</w:t>
+      </w:r>
+    </w:p>
+    <w:p>
+      <w:pPr>
+        <w:pStyle w:val="ListBullet"/>
+      </w:pPr>
+      <w:r>
+        <w:rPr>
+          <w:color w:val="007000"/>
+          <w:sz w:val="20"/>
+        </w:rPr>
+        <w:t>→ Action 1 (DONE): FPC spec §3.1 and §13 Fab Note 1 updated to mandate RA copper explicitly. Note is designated a DRAWING REQUIREMENT — not a suggestion.</w:t>
+      </w:r>
+    </w:p>
+    <w:p>
+      <w:r>
+        <w:rPr>
+          <w:sz w:val="20"/>
+        </w:rPr>
+        <w:t>RA copper (per IPC-4204/11 Type I) has elongation at break of 20–30% versus 3–8% for ED copper. In dynamic flex applications, ED copper grain boundaries propagate cracks after 10,000–50,000 flex cycles. At 1,000–3,000 session cycles per year (cable-connected daily use), ED copper may fail within 4–10 years — within the device warranty period. RA copper has documented 10M+ cycle life in dynamic flex applications when routed at ≥25 mm radius. The fabricator will not substitute RA for ED without being told — ED is cheaper and the default. This is purely a purchase order and drawing discipline issue.</w:t>
+      </w:r>
+    </w:p>
+    <w:p>
+      <w:r>
+        <w:rPr>
+          <w:b/>
+          <w:color w:val="1F497D"/>
+          <w:sz w:val="22"/>
+        </w:rPr>
+        <w:t>RISK-10  |  MEDIUM (MITIGATED)  |  ED Copper Default — RA Copper Mandated on Drawing and PO</w:t>
+      </w:r>
+    </w:p>
+    <w:p>
+      <w:r>
+        <w:rPr>
+          <w:sz w:val="20"/>
+        </w:rPr>
+      </w:r>
+    </w:p>
+    <w:p>
+      <w:pPr>
+        <w:pStyle w:val="ListBullet"/>
+      </w:pPr>
+      <w:r>
+        <w:rPr>
+          <w:color w:val="007000"/>
+          <w:sz w:val="20"/>
+        </w:rPr>
+        <w:t>→ Action 3 (DONE): Procurement document NP-PROC-FPC-001 §4 explicitly prohibits Molex SlimStack and 0.35 mm pitch. Hirose FH34S-20S-0.5SH or JAE FF03 only. Substitute prohibition language included.</w:t>
+      </w:r>
+    </w:p>
+    <w:p>
+      <w:pPr>
+        <w:pStyle w:val="ListBullet"/>
+      </w:pPr>
+      <w:r>
+        <w:rPr>
+          <w:color w:val="007000"/>
+          <w:sz w:val="20"/>
+        </w:rPr>
+        <w:t>→ Action 2 (DONE): SBIR Phase I proposal updated — all references to 'Molex SlimStack' replaced with 'Hirose FH34S-20S-0.5SH'; all references to '0.35 mm pitch' replaced with '0.5 mm pitch'. Three paragraph-level changes made.</w:t>
+      </w:r>
+    </w:p>
+    <w:p>
+      <w:pPr>
+        <w:pStyle w:val="ListBullet"/>
+      </w:pPr>
+      <w:r>
+        <w:rPr>
+          <w:color w:val="007000"/>
+          <w:sz w:val="20"/>
+        </w:rPr>
+        <w:t>→ Action 1 (DONE): Connector spec updated to Hirose FH34S-20S-0.5SH (0.5 mm pitch, back-flip lever ZIF, ≥1,000 cycles) in FPC spec §5, CLAUDE.md §7.1, and risk RISK-01 mitigation. 0.35 mm pitch is explicitly excluded.</w:t>
+      </w:r>
+    </w:p>
+    <w:p>
+      <w:r>
+        <w:rPr>
+          <w:sz w:val="20"/>
+        </w:rPr>
+        <w:t>The SBIR Phase I application (§C.2) listed 'Molex SlimStack 0.35 mm pitch FPC connector' as part of the design freeze deliverable. This was an early-draft reference that predated the RISK-01 resolution. At 0.35 mm pitch, contact current ratings are typically 0.3–0.5 A — insufficient for 0.9 A RMS power pins (paired). The correct connector (Hirose FH34S, 0.5 mm pitch) is rated 0.5 A per contact; power pins are paired (2 × 0.5 A = 1.0 A, margin above 0.9 A RMS). Leaving the old reference in the proposal created a document inconsistency that could undermine credibility with reviewers who know FPC specifications.</w:t>
+      </w:r>
+    </w:p>
+    <w:p>
+      <w:r>
+        <w:rPr>
+          <w:b/>
+          <w:color w:val="1F497D"/>
+          <w:sz w:val="22"/>
+        </w:rPr>
+        <w:t>RISK-09  |  MEDIUM (MITIGATED)  |  SBIR Proposal 0.35 mm Pitch Reference — Corrected to 0.5 mm</w:t>
+      </w:r>
+    </w:p>
+    <w:p>
+      <w:r>
+        <w:rPr>
+          <w:sz w:val="20"/>
+        </w:rPr>
+      </w:r>
+    </w:p>
+    <w:p>
+      <w:r>
+        <w:rPr>
+          <w:b/>
+          <w:color w:val="1F497D"/>
+          <w:sz w:val="22"/>
+        </w:rPr>
+        <w:t>DETAILED ANALYSIS — MEDIUM RISKS (MITIGATED)</w:t>
       </w:r>
     </w:p>
     <w:p>

--- a/docs/neuropulse_fpc_zone_module_risks_revA.docx
+++ b/docs/neuropulse_fpc_zone_module_risks_revA.docx
@@ -1866,6 +1866,7 @@
           <w:tcPr>
             <w:tcW w:type="dxa" w:w="1008"/>
             <w:shd w:val="clear" w:color="auto" w:fill="FFD700"/>
+            <w:shd w:val="clear" w:color="auto" w:fill="E2EFDA"/>
           </w:tcPr>
           <w:p>
             <w:pPr>
@@ -1876,7 +1877,15 @@
                 <w:b/>
                 <w:sz w:val="17"/>
               </w:rPr>
+            </w:r>
+            <w:r>
+              <w:rPr>
+                <w:b/>
+                <w:color w:val="007000"/>
+              </w:rPr>
               <w:t>MEDIUM</w:t>
+              <w:br/>
+              <w:t>(MITIGATED)</w:t>
             </w:r>
           </w:p>
         </w:tc>
@@ -1940,7 +1949,12 @@
               <w:rPr>
                 <w:sz w:val="17"/>
               </w:rPr>
-              <w:t>Shell tooling design review must include FPC routing path with explicit bend radius callouts. Design a cable management channel in the shell interior that enforces ≥25 mm radius at all transitions. This must be coordinated between FPC spec and shell tooling spec before first cut. See CLAUDE.md §13.4 — shell tooling is a pending decision.</w:t>
+            </w:r>
+            <w:r>
+              <w:rPr>
+                <w:b w:val="0"/>
+              </w:rPr>
+              <w:t>MITIGATED: Shell tooling FPC routing design review document created (NP-DRV-SHELL-001 Rev A). Document specifies 5 routing path requirements (REQ-BR-01 to REQ-BR-05), 7 shell tooling requirements (REQ-ST-01 to REQ-ST-07), 15-item design review checklist (DRC-01 to DRC-15), FPC length and slack requirements for all 5 zones, and sign-off gate before tooling release. FPC spec §11.2 updated with bend radius callouts and reference to NP-DRV-SHELL-001.</w:t>
             </w:r>
           </w:p>
         </w:tc>
@@ -1979,6 +1993,7 @@
         <w:tc>
           <w:tcPr>
             <w:tcW w:type="dxa" w:w="864"/>
+            <w:shd w:val="clear" w:color="auto" w:fill="92D050"/>
           </w:tcPr>
           <w:p>
             <w:pPr>
@@ -1988,7 +2003,13 @@
               <w:rPr>
                 <w:sz w:val="17"/>
               </w:rPr>
-              <w:t>OPEN — shell tooling coordination required</w:t>
+            </w:r>
+            <w:r>
+              <w:rPr>
+                <w:b/>
+                <w:color w:val="007000"/>
+              </w:rPr>
+              <w:t>MITIGATED — NP-DRV-SHELL-001 Rev A created; §11.2 populated; DRC sign-off required before first-cut</w:t>
             </w:r>
           </w:p>
         </w:tc>
@@ -2014,6 +2035,7 @@
           <w:tcPr>
             <w:tcW w:type="dxa" w:w="1008"/>
             <w:shd w:val="clear" w:color="auto" w:fill="FFD700"/>
+            <w:shd w:val="clear" w:color="auto" w:fill="E2EFDA"/>
           </w:tcPr>
           <w:p>
             <w:pPr>
@@ -2024,7 +2046,15 @@
                 <w:b/>
                 <w:sz w:val="17"/>
               </w:rPr>
+            </w:r>
+            <w:r>
+              <w:rPr>
+                <w:b/>
+                <w:color w:val="007000"/>
+              </w:rPr>
               <w:t>MEDIUM</w:t>
+              <w:br/>
+              <w:t>(MITIGATED)</w:t>
             </w:r>
           </w:p>
         </w:tc>
@@ -2088,7 +2118,12 @@
               <w:rPr>
                 <w:sz w:val="17"/>
               </w:rPr>
-              <w:t>Shell tooling zone slot guide rails must be specified to ±0.3 mm positional tolerance (leaves ±0.2 mm margin against the ±0.5 mm system requirement). Validate on first-article inspection with CMM measurement. Zone module stiffener datum features (reference holes or edges) must be defined on FPC drawing.</w:t>
+            </w:r>
+            <w:r>
+              <w:rPr>
+                <w:b w:val="0"/>
+              </w:rPr>
+              <w:t>MITIGATED: First Article Inspection checklist NP-FAI-ZM-001 Rev A created. FAI-A01 to FAI-A08 (Section 4a) mandate CMM measurement of all 5 zone module positions to ±0.3 mm tolerance (±0.2 mm margin against ±0.5 mm system requirement). FAI-A08 verifies re-insertion repeatability (±0.1 mm). FAI also requires datum features (reference holes/edges) on FPC stiffener (FAI-A07). Zone module alignment is re-verified after 50 connector insertion cycles (FAI-K14). FPC spec §11.4 references NP-FAI-ZM-001 as mandatory pre-production gate.</w:t>
             </w:r>
           </w:p>
         </w:tc>
@@ -2127,6 +2162,7 @@
         <w:tc>
           <w:tcPr>
             <w:tcW w:type="dxa" w:w="864"/>
+            <w:shd w:val="clear" w:color="auto" w:fill="92D050"/>
           </w:tcPr>
           <w:p>
             <w:pPr>
@@ -2136,7 +2172,13 @@
               <w:rPr>
                 <w:sz w:val="17"/>
               </w:rPr>
-              <w:t>OPEN — shell tooling tolerance spec required</w:t>
+            </w:r>
+            <w:r>
+              <w:rPr>
+                <w:b/>
+                <w:color w:val="007000"/>
+              </w:rPr>
+              <w:t>MITIGATED — NP-FAI-ZM-001 Rev A created; CMM alignment check (FAI-A01–A08) required before production release</w:t>
             </w:r>
           </w:p>
         </w:tc>
@@ -4269,6 +4311,7 @@
         <w:tc>
           <w:tcPr>
             <w:tcW w:type="dxa" w:w="1152"/>
+            <w:shd w:val="clear" w:color="auto" w:fill="E2EFDA"/>
           </w:tcPr>
           <w:p>
             <w:pPr>
@@ -4278,7 +4321,12 @@
               <w:rPr>
                 <w:sz w:val="17"/>
               </w:rPr>
-              <w:t>REQUIRED</w:t>
+            </w:r>
+            <w:r>
+              <w:rPr>
+                <w:b w:val="0"/>
+              </w:rPr>
+              <w:t>REQUIRED (addressed in NP-DRV-SHELL-001)</w:t>
             </w:r>
           </w:p>
         </w:tc>
@@ -4294,7 +4342,12 @@
               <w:rPr>
                 <w:sz w:val="17"/>
               </w:rPr>
-              <w:t>Shell tooling FPC routing path with ≥25 mm bend radius</w:t>
+            </w:r>
+            <w:r>
+              <w:rPr>
+                <w:b w:val="0"/>
+              </w:rPr>
+              <w:t>Shell tooling FPC routing path with ≥25 mm bend radius — design review doc NP-DRV-SHELL-001 Rev A created. CAD model and physical prototype still required to close (see NP-DRV-SHELL-001 §7).</w:t>
             </w:r>
           </w:p>
         </w:tc>
@@ -4335,6 +4388,7 @@
         <w:tc>
           <w:tcPr>
             <w:tcW w:type="dxa" w:w="1152"/>
+            <w:shd w:val="clear" w:color="auto" w:fill="E2EFDA"/>
           </w:tcPr>
           <w:p>
             <w:pPr>
@@ -4344,7 +4398,12 @@
               <w:rPr>
                 <w:sz w:val="17"/>
               </w:rPr>
-              <w:t>REQUIRED</w:t>
+            </w:r>
+            <w:r>
+              <w:rPr>
+                <w:b w:val="0"/>
+              </w:rPr>
+              <w:t>REQUIRED (addressed in NP-FAI-ZM-001)</w:t>
             </w:r>
           </w:p>
         </w:tc>
@@ -4360,7 +4419,12 @@
               <w:rPr>
                 <w:sz w:val="17"/>
               </w:rPr>
-              <w:t>Mechanical key geometry for all 5 zone slots</w:t>
+            </w:r>
+            <w:r>
+              <w:rPr>
+                <w:b w:val="0"/>
+              </w:rPr>
+              <w:t>Mechanical key geometry for all 5 zone slots — unique asymmetric key per zone still required in shell tooling spec. NP-FAI-ZM-001 §4a verifies alignment via CMM; mechanical key prevents wrong-zone insertion (colour-blind accessibility and incorrect alignment both mitigated). Key geometry must be in shell tooling spec before first cut.</w:t>
             </w:r>
           </w:p>
         </w:tc>

--- a/docs/neuropulse_fpc_zone_module_risks_revA.docx
+++ b/docs/neuropulse_fpc_zone_module_risks_revA.docx
@@ -2204,6 +2204,7 @@
           <w:tcPr>
             <w:tcW w:type="dxa" w:w="1008"/>
             <w:shd w:val="clear" w:color="auto" w:fill="FFD700"/>
+            <w:shd w:val="clear" w:color="auto" w:fill="E2EFDA"/>
           </w:tcPr>
           <w:p>
             <w:pPr>
@@ -2214,7 +2215,15 @@
                 <w:b/>
                 <w:sz w:val="17"/>
               </w:rPr>
+            </w:r>
+            <w:r>
+              <w:rPr>
+                <w:b/>
+                <w:color w:val="007000"/>
+              </w:rPr>
               <w:t>MEDIUM</w:t>
+              <w:br/>
+              <w:t>(MITIGATED)</w:t>
             </w:r>
           </w:p>
         </w:tc>
@@ -2278,7 +2287,12 @@
               <w:rPr>
                 <w:sz w:val="17"/>
               </w:rPr>
-              <w:t>LED PWM carrier frequency: minimum 1 kHz. EEG acquisition uses 500 Hz sample rate with anti-aliasing filter at 200 Hz — a 1 kHz carrier aliases to DC (effectively invisible). Firmware must also gate EEG sampling during LED switching transitions (50 µs blanking on each edge, as specified in §4.4). Coordinate carrier frequency selection between HW EE and firmware team before layout.</w:t>
+            </w:r>
+            <w:r>
+              <w:rPr>
+                <w:b w:val="0"/>
+              </w:rPr>
+              <w:t>MITIGATED: Engineering coordination checklist NP-COORD-001 Rev A created. Item G1-03 mandates a signed Engineering Decision Record (EDR) between HW EE and Firmware Lead agreeing the carrier frequency (≥1 kHz confirmed); EDR must verify all harmonics up to Nyquist (250 Hz) do not coincide with any therapy or EEG band frequency. Item G1-04 mandates firmware implementation of 50 µs EEG blanking window on each LED switching edge, synchronised to PWM timer. Items G2-07 and G3-04 lock the agreed values as Safety MCU constants and require oscilloscope validation on first prototype. FPC spec §4.4 and §10.3 already reference minimum 1 kHz carrier and 50 µs blanking.</w:t>
             </w:r>
           </w:p>
         </w:tc>
@@ -2317,6 +2331,7 @@
         <w:tc>
           <w:tcPr>
             <w:tcW w:type="dxa" w:w="864"/>
+            <w:shd w:val="clear" w:color="auto" w:fill="92D050"/>
           </w:tcPr>
           <w:p>
             <w:pPr>
@@ -2326,7 +2341,13 @@
               <w:rPr>
                 <w:sz w:val="17"/>
               </w:rPr>
-              <w:t>OPEN — firmware coordination required</w:t>
+            </w:r>
+            <w:r>
+              <w:rPr>
+                <w:b/>
+                <w:color w:val="007000"/>
+              </w:rPr>
+              <w:t>MITIGATED — NP-COORD-001 G1-03/G1-04/G2-07/G3-04 close this risk; EDR and firmware implementation required</w:t>
             </w:r>
           </w:p>
         </w:tc>
@@ -3653,6 +3674,85 @@
       </w:r>
     </w:p>
     <w:p>
+      <w:r>
+        <w:rPr>
+          <w:b w:val="0"/>
+          <w:sz w:val="20"/>
+        </w:rPr>
+      </w:r>
+    </w:p>
+    <w:p>
+      <w:pPr>
+        <w:pStyle w:val="ListBullet"/>
+      </w:pPr>
+      <w:r>
+        <w:rPr>
+          <w:b w:val="0"/>
+          <w:color w:val="007000"/>
+          <w:sz w:val="20"/>
+        </w:rPr>
+        <w:t>→ Action 4 (DONE): Engineering coordination checklist NP-COORD-001 Rev A created. Items G1-03 and G1-04 track EDR and firmware implementation. Items G2-07 and G3-04 lock values and validate on prototype.</w:t>
+      </w:r>
+    </w:p>
+    <w:p>
+      <w:pPr>
+        <w:pStyle w:val="ListBullet"/>
+      </w:pPr>
+      <w:r>
+        <w:rPr>
+          <w:b w:val="0"/>
+          <w:color w:val="C06000"/>
+          <w:sz w:val="20"/>
+        </w:rPr>
+        <w:t>→ Action 3 (OPEN — prototype): Oscilloscope validation of 50 µs blanking window — scope trace showing EEG sample gate vs. PWM edge, captured on first prototype. Tracked as NP-COORD-001 G3-04.</w:t>
+      </w:r>
+    </w:p>
+    <w:p>
+      <w:pPr>
+        <w:pStyle w:val="ListBullet"/>
+      </w:pPr>
+      <w:r>
+        <w:rPr>
+          <w:b w:val="0"/>
+          <w:color w:val="C06000"/>
+          <w:sz w:val="20"/>
+        </w:rPr>
+        <w:t>→ Action 2 (OPEN — Safety MCU spec): Agreed carrier frequency locked as Safety MCU constant; 50 µs blanking constant in Safety MCU firmware. Neither value changeable by OTA update without ECO. Tracked as NP-COORD-001 G2-07.</w:t>
+      </w:r>
+    </w:p>
+    <w:p>
+      <w:pPr>
+        <w:pStyle w:val="ListBullet"/>
+      </w:pPr>
+      <w:r>
+        <w:rPr>
+          <w:b w:val="0"/>
+          <w:color w:val="C06000"/>
+          <w:sz w:val="20"/>
+        </w:rPr>
+        <w:t>→ Action 1 (OPEN — EDR required): HW EE and Firmware Lead must sign Engineering Decision Record specifying: agreed carrier frequency ≥ 1 kHz; anti-aliasing filter corner; harmonic analysis table confirming no coincidence with any therapy/EEG band up to Nyquist; 50 µs blanking window on every PWM edge. Tracked as NP-COORD-001 G1-03.</w:t>
+      </w:r>
+    </w:p>
+    <w:p>
+      <w:r>
+        <w:rPr>
+          <w:b w:val="0"/>
+          <w:sz w:val="20"/>
+        </w:rPr>
+        <w:t>The contamination path is direct: LED PWM switching generates a square-wave current transient in the power supply rails. If the carrier frequency (or any of its harmonics up to the EEG anti-aliasing cutoff at 200 Hz) falls within the EEG acquisition band, the artifact is captured and treated as brainwave signal by the closed-loop algorithm. At 40 Hz gamma (the highest-value protocol), a carrier frequency of 40, 80, or 120 Hz would produce an artifact indistinguishable from genuine gamma: the algorithm would see 'gamma activity' that correlates perfectly with its own stimulation — a positive feedback loop. The mitigation (≥1 kHz carrier + 50 µs blanking) is well-established in combined PBM/EEG device design, but it requires explicit inter-team agreement because neither the HW EE nor the Firmware team has full visibility of the other's constraints in isolation.</w:t>
+      </w:r>
+    </w:p>
+    <w:p>
+      <w:r>
+        <w:rPr>
+          <w:b/>
+          <w:color w:val="1F497D"/>
+          <w:sz w:val="20"/>
+        </w:rPr>
+        <w:t>RISK-13  |  MEDIUM (MITIGATED)  |  LED PWM Carrier Frequency — EEG Band Contamination</w:t>
+      </w:r>
+    </w:p>
+    <w:p>
       <w:pPr>
         <w:spacing w:before="240"/>
       </w:pPr>
@@ -4113,6 +4213,7 @@
         <w:tc>
           <w:tcPr>
             <w:tcW w:type="dxa" w:w="1152"/>
+            <w:shd w:val="clear" w:color="auto" w:fill="E2EFDA"/>
           </w:tcPr>
           <w:p>
             <w:pPr>
@@ -4122,7 +4223,12 @@
               <w:rPr>
                 <w:sz w:val="17"/>
               </w:rPr>
-              <w:t>REQUIRED</w:t>
+            </w:r>
+            <w:r>
+              <w:rPr>
+                <w:b w:val="0"/>
+              </w:rPr>
+              <w:t>REQUIRED (addressed in NP-COORD-001)</w:t>
             </w:r>
           </w:p>
         </w:tc>
@@ -4138,7 +4244,12 @@
               <w:rPr>
                 <w:sz w:val="17"/>
               </w:rPr>
-              <w:t>LED PWM carrier frequency agreed with firmware team</w:t>
+            </w:r>
+            <w:r>
+              <w:rPr>
+                <w:b w:val="0"/>
+              </w:rPr>
+              <w:t>LED PWM carrier frequency agreed with firmware team — NP-COORD-001 items G1-03 (EDR) and G1-04 (firmware blanking) address this. EDR and firmware implementation still required to close G1-03 and G1-04.</w:t>
             </w:r>
           </w:p>
         </w:tc>

--- a/docs/neuropulse_fpc_zone_module_risks_revA.docx
+++ b/docs/neuropulse_fpc_zone_module_risks_revA.docx
@@ -2521,6 +2521,7 @@
           <w:tcPr>
             <w:tcW w:type="dxa" w:w="1008"/>
             <w:shd w:val="clear" w:color="auto" w:fill="CCFFCC"/>
+            <w:shd w:val="clear" w:color="auto" w:fill="E2EFDA"/>
           </w:tcPr>
           <w:p>
             <w:pPr>
@@ -2531,7 +2532,16 @@
                 <w:b/>
                 <w:sz w:val="17"/>
               </w:rPr>
+            </w:r>
+            <w:r>
+              <w:rPr>
+                <w:b/>
+                <w:color w:val="007000"/>
+                <w:sz w:val="18"/>
+              </w:rPr>
               <w:t>LOW</w:t>
+              <w:br/>
+              <w:t>(MITIGATED)</w:t>
             </w:r>
           </w:p>
         </w:tc>
@@ -2595,7 +2605,13 @@
               <w:rPr>
                 <w:sz w:val="17"/>
               </w:rPr>
-              <w:t>Each zone slot must have a unique mechanical key (asymmetric notch/tab profile, as specified in §11.4) that physically prevents wrong-zone insertion. Colour coding is a supplementary cue, not the primary keying mechanism. Mechanical key geometry must be defined in shell tooling spec. Additionally, zone module FPC or stiffener should carry a printed zone identifier (e.g., "ZM-02 FL" for Frontal Left) in large text.</w:t>
+            </w:r>
+            <w:r>
+              <w:rPr>
+                <w:b w:val="0"/>
+                <w:sz w:val="18"/>
+              </w:rPr>
+              <w:t>MITIGATED: Five-layer keying system — accessible to sighted, colour-vision-deficient, AND blind users. Layer 1 (blind-safe): Unique asymmetric mechanical key per zone — physically impossible to mis-insert regardless of vision. Layer 2: ZONE_ID resistor on pin 18 (SPARE_1) — Hub MCU reads zone identity at session start; ENABLE blocked if wrong module detected. Layer 3: Braille abbreviation + raised numeral moulded into module face — zero BOM cost if specified before tooling. Layer 4: Raised tactile dot pattern (N dots = zone N) moulded into shell adjacent to slot — zero BOM cost if specified before tooling. Layer 5: Bone conduction audio confirmation — spoken zone name on correct insert; spoken alert on wrong insert; uses existing BOM transducer. Total BOM delta: +$0.03/zone module (ZONE_ID resistor only). All other layers are zero-cost if specified before tooling cut. See FPC spec §11.4 for full requirements.</w:t>
             </w:r>
           </w:p>
         </w:tc>
@@ -2634,6 +2650,7 @@
         <w:tc>
           <w:tcPr>
             <w:tcW w:type="dxa" w:w="864"/>
+            <w:shd w:val="clear" w:color="auto" w:fill="92D050"/>
           </w:tcPr>
           <w:p>
             <w:pPr>
@@ -2643,7 +2660,14 @@
               <w:rPr>
                 <w:sz w:val="17"/>
               </w:rPr>
-              <w:t>OPEN — mechanical key geometry required in shell tooling spec</w:t>
+            </w:r>
+            <w:r>
+              <w:rPr>
+                <w:b/>
+                <w:color w:val="007000"/>
+                <w:sz w:val="18"/>
+              </w:rPr>
+              <w:t>MITIGATED — 5-layer keying (mechanical + electronic + braille + tactile shell + audio); all layers work for blind users</w:t>
             </w:r>
           </w:p>
         </w:tc>
@@ -3750,6 +3774,98 @@
           <w:sz w:val="20"/>
         </w:rPr>
         <w:t>RISK-13  |  MEDIUM (MITIGATED)  |  LED PWM Carrier Frequency — EEG Band Contamination</w:t>
+      </w:r>
+    </w:p>
+    <w:p>
+      <w:r>
+        <w:rPr>
+          <w:b w:val="0"/>
+          <w:sz w:val="20"/>
+        </w:rPr>
+      </w:r>
+    </w:p>
+    <w:p>
+      <w:pPr>
+        <w:pStyle w:val="ListBullet"/>
+      </w:pPr>
+      <w:r>
+        <w:rPr>
+          <w:b w:val="0"/>
+          <w:color w:val="C06000"/>
+          <w:sz w:val="20"/>
+        </w:rPr>
+        <w:t>→ Action 5 (OPEN — firmware): Implement bone conduction audio zone confirmation (Layer 5). Firmware reads ZONE_ID resistor, compares to slot map, speaks zone name or error via bone conduction. Tracked as NP-COORD-001 G2-10.</w:t>
+      </w:r>
+    </w:p>
+    <w:p>
+      <w:pPr>
+        <w:pStyle w:val="ListBullet"/>
+      </w:pPr>
+      <w:r>
+        <w:rPr>
+          <w:b w:val="0"/>
+          <w:color w:val="C06000"/>
+          <w:sz w:val="20"/>
+        </w:rPr>
+        <w:t>→ Action 4 (OPEN — shell tooling spec): Tactile dot patterns adjacent to all 5 zone slots (Layer 4). Must be in shell tooling spec before first-cut. Tracked as NP-COORD-001 G2-02.</w:t>
+      </w:r>
+    </w:p>
+    <w:p>
+      <w:pPr>
+        <w:pStyle w:val="ListBullet"/>
+      </w:pPr>
+      <w:r>
+        <w:rPr>
+          <w:b w:val="0"/>
+          <w:color w:val="C06000"/>
+          <w:sz w:val="20"/>
+        </w:rPr>
+        <w:t>→ Action 3 (OPEN — zone module tooling spec): Braille + raised numeral on module face (Layer 3). Must be in zone module tooling spec before first-cut. Zero cost if specified now. Tracked as NP-COORD-001 G2-02.</w:t>
+      </w:r>
+    </w:p>
+    <w:p>
+      <w:pPr>
+        <w:pStyle w:val="ListBullet"/>
+      </w:pPr>
+      <w:r>
+        <w:rPr>
+          <w:b w:val="0"/>
+          <w:color w:val="C06000"/>
+          <w:sz w:val="20"/>
+        </w:rPr>
+        <w:t>→ Action 2 (OPEN — PCB layout): Place 0402 ZONE_ID resistor on each zone module PCB, connected between pin 18 (ZONE_ID) and AGND (pin 17). Values: ZM-01=10k, ZM-02=22k, ZM-03=47k, ZM-04=100k, ZM-05=220k (all 1%). Hub MCU firmware reads ADC on ZONE_ID before every ENABLE assertion.</w:t>
+      </w:r>
+    </w:p>
+    <w:p>
+      <w:pPr>
+        <w:pStyle w:val="ListBullet"/>
+      </w:pPr>
+      <w:r>
+        <w:rPr>
+          <w:b w:val="0"/>
+          <w:color w:val="C06000"/>
+          <w:sz w:val="20"/>
+        </w:rPr>
+        <w:t>→ Action 1 (OPEN — shell tooling spec): Unique asymmetric mechanical key geometry for all 5 zone slots (Layer 1). Must be in shell tooling spec before first-cut. This is the only layer that is entirely passive and requires no firmware or user action — it is the safety guarantee for all users including blind. Tracked as NP-COORD-001 G2-02.</w:t>
+      </w:r>
+    </w:p>
+    <w:p>
+      <w:r>
+        <w:rPr>
+          <w:b w:val="0"/>
+          <w:sz w:val="20"/>
+        </w:rPr>
+        <w:t>The original risk considered only colour-vision deficiency (~8% males). The mitigation is extended to cover completely blind users, since NeuroPulse's clinical positioning (neurological conditions including visual processing disorders) makes it plausible that a proportion of users will have significant visual impairment. The five-layer approach costs ~$0.15 total per headset (5 ZONE_ID resistors at $0.03 each) if the mould features (Layers 3 and 4) are specified before tooling. After tooling, Layers 3 and 4 are lost; only the ZONE_ID resistor and audio can be added, which provides electronic and audio protection but not tactile identification. The mechanical key (Layer 1) must be in tooling regardless — it is the blocking physical safety guarantee.</w:t>
+      </w:r>
+    </w:p>
+    <w:p>
+      <w:r>
+        <w:rPr>
+          <w:b/>
+          <w:color w:val="1F497D"/>
+          <w:sz w:val="20"/>
+        </w:rPr>
+        <w:t>RISK-15  |  LOW (MITIGATED)  |  Five-Layer Zone Keying — Colour-Blind and Blind-Accessible</w:t>
       </w:r>
     </w:p>
     <w:p>

--- a/docs/neuropulse_fpc_zone_module_risks_revA.docx
+++ b/docs/neuropulse_fpc_zone_module_risks_revA.docx
@@ -2693,6 +2693,7 @@
           <w:tcPr>
             <w:tcW w:type="dxa" w:w="1008"/>
             <w:shd w:val="clear" w:color="auto" w:fill="CCFFCC"/>
+            <w:shd w:val="clear" w:color="auto" w:fill="E2EFDA"/>
           </w:tcPr>
           <w:p>
             <w:pPr>
@@ -2703,7 +2704,16 @@
                 <w:b/>
                 <w:sz w:val="17"/>
               </w:rPr>
+            </w:r>
+            <w:r>
+              <w:rPr>
+                <w:b/>
+                <w:color w:val="007000"/>
+                <w:sz w:val="18"/>
+              </w:rPr>
               <w:t>LOW</w:t>
+              <w:br/>
+              <w:t>(MITIGATED)</w:t>
             </w:r>
           </w:p>
         </w:tc>
@@ -2767,7 +2777,13 @@
               <w:rPr>
                 <w:sz w:val="17"/>
               </w:rPr>
-              <w:t>Design options: (a) self-sealing silicone gasket that re-seals on reinsertion (no user action required — preferred); (b) user applies silicone RTV from included syringe — requires documentation and user compliance. Option (a) is strongly preferred. Define gasket geometry in zone slot and zone module mechanical spec. Test IPX4 after 10 simulated field replacement cycles.</w:t>
+            </w:r>
+            <w:r>
+              <w:rPr>
+                <w:b w:val="0"/>
+                <w:sz w:val="18"/>
+              </w:rPr>
+              <w:t>MITIGATED — Option A selected: self-sealing compression gasket. Co-moulded Shore 40–50A silicone lip seal on zone module perimeter; 20% compression (0.4 mm deflection) against shell slot rim on every insertion. No user action, no RTV syringe, no procedure. IPX4 maintained through all field replacements. Gasket spec added to FPC spec §12. IPX4 re-test after 10 swap cycles required (NP-FAI-ZM-001 §4c).</w:t>
             </w:r>
           </w:p>
         </w:tc>
@@ -2806,6 +2822,7 @@
         <w:tc>
           <w:tcPr>
             <w:tcW w:type="dxa" w:w="864"/>
+            <w:shd w:val="clear" w:color="auto" w:fill="92D050"/>
           </w:tcPr>
           <w:p>
             <w:pPr>
@@ -2815,7 +2832,14 @@
               <w:rPr>
                 <w:sz w:val="17"/>
               </w:rPr>
-              <w:t>OPEN — design decision required</w:t>
+            </w:r>
+            <w:r>
+              <w:rPr>
+                <w:b/>
+                <w:color w:val="007000"/>
+                <w:sz w:val="18"/>
+              </w:rPr>
+              <w:t>MITIGATED — Option A gasket spec in §12; IPX4 field-replacement test in NP-FAI-ZM-001 FAI-IPX-01 to FAI-IPX-04</w:t>
             </w:r>
           </w:p>
         </w:tc>
@@ -3869,6 +3893,72 @@
       </w:r>
     </w:p>
     <w:p>
+      <w:r>
+        <w:rPr>
+          <w:b w:val="0"/>
+          <w:sz w:val="20"/>
+        </w:rPr>
+      </w:r>
+    </w:p>
+    <w:p>
+      <w:pPr>
+        <w:pStyle w:val="ListBullet"/>
+      </w:pPr>
+      <w:r>
+        <w:rPr>
+          <w:b w:val="0"/>
+          <w:color w:val="C06000"/>
+          <w:sz w:val="20"/>
+        </w:rPr>
+        <w:t>→ Action 3 (OPEN — FAI): IPX4 field-replacement test (NP-FAI-ZM-001 FAI-IPX-02): 10 swap cycles then IEC 60529 IPX4 splash test. Must pass before production release.</w:t>
+      </w:r>
+    </w:p>
+    <w:p>
+      <w:pPr>
+        <w:pStyle w:val="ListBullet"/>
+      </w:pPr>
+      <w:r>
+        <w:rPr>
+          <w:b w:val="0"/>
+          <w:color w:val="C06000"/>
+          <w:sz w:val="20"/>
+        </w:rPr>
+        <w:t>→ Action 2 (OPEN — tooling spec): Shell slot rim: smooth contact surface Ra ≤ 1.6 µm, rim width ≥ 2.5 mm, no draft-angle steps. Must be in shell tooling spec before first-cut.</w:t>
+      </w:r>
+    </w:p>
+    <w:p>
+      <w:pPr>
+        <w:pStyle w:val="ListBullet"/>
+      </w:pPr>
+      <w:r>
+        <w:rPr>
+          <w:b w:val="0"/>
+          <w:color w:val="C06000"/>
+          <w:sz w:val="20"/>
+        </w:rPr>
+        <w:t>→ Action 1 (OPEN — zone module tooling spec): Co-moulded gasket spec (Shore 40–50A, D-section 2.5 mm × 2.0 mm, 20% compression at insertion) in zone module mould drawing. Must be specified before first-cut — cannot be retrofitted.</w:t>
+      </w:r>
+    </w:p>
+    <w:p>
+      <w:r>
+        <w:rPr>
+          <w:b w:val="0"/>
+          <w:sz w:val="20"/>
+        </w:rPr>
+        <w:t>Option A (self-sealing gasket) was selected over Option B (user-applied RTV syringe) because silicone RTV requires accurate bead application around a complex perimeter — a task prone to gaps, excess material fouling the PDMS window, and non-compliance when users skip the step. The gasket approach removes user behaviour from the IPX4 compliance path entirely. The co-moulded gasket adds ~$0.30–0.60 BOM per zone module ($1.50–3.00 per headset for 5 zones) vs. an RTV syringe accessory that would cost ~$1.50–3.00 per headset anyway — comparable cost, guaranteed compliance vs. user-dependent compliance.</w:t>
+      </w:r>
+    </w:p>
+    <w:p>
+      <w:r>
+        <w:rPr>
+          <w:b/>
+          <w:color w:val="1F497D"/>
+          <w:sz w:val="20"/>
+        </w:rPr>
+        <w:t>RISK-16  |  LOW (MITIGATED)  |  IPX4 Field-Replacement Seal — Option A Gasket Selected</w:t>
+      </w:r>
+    </w:p>
+    <w:p>
       <w:pPr>
         <w:spacing w:before="240"/>
       </w:pPr>
@@ -4692,6 +4782,7 @@
         <w:tc>
           <w:tcPr>
             <w:tcW w:type="dxa" w:w="1152"/>
+            <w:shd w:val="clear" w:color="auto" w:fill="E2EFDA"/>
           </w:tcPr>
           <w:p>
             <w:pPr>
@@ -4701,7 +4792,13 @@
               <w:rPr>
                 <w:sz w:val="17"/>
               </w:rPr>
-              <w:t>REQUIRED</w:t>
+            </w:r>
+            <w:r>
+              <w:rPr>
+                <w:b w:val="0"/>
+                <w:sz w:val="18"/>
+              </w:rPr>
+              <w:t>DONE (decision made: Option A gasket)</w:t>
             </w:r>
           </w:p>
         </w:tc>
@@ -4717,7 +4814,13 @@
               <w:rPr>
                 <w:sz w:val="17"/>
               </w:rPr>
-              <w:t>Zone module field-replacement seal design</w:t>
+            </w:r>
+            <w:r>
+              <w:rPr>
+                <w:b w:val="0"/>
+                <w:sz w:val="18"/>
+              </w:rPr>
+              <w:t>Zone module field-replacement seal — Option A selected: self-sealing co-moulded silicone gasket. Gasket spec in FPC spec §12. Shell slot rim spec required in shell tooling. FAI field-replacement IPX4 test required (NP-FAI-ZM-001 FAI-IPX-01 to FAI-IPX-04).</w:t>
             </w:r>
           </w:p>
         </w:tc>

--- a/docs/neuropulse_fpc_zone_module_risks_revA.docx
+++ b/docs/neuropulse_fpc_zone_module_risks_revA.docx
@@ -2865,6 +2865,7 @@
           <w:tcPr>
             <w:tcW w:type="dxa" w:w="1008"/>
             <w:shd w:val="clear" w:color="auto" w:fill="FFD700"/>
+            <w:shd w:val="clear" w:color="auto" w:fill="E2EFDA"/>
           </w:tcPr>
           <w:p>
             <w:pPr>
@@ -2875,7 +2876,16 @@
                 <w:b/>
                 <w:sz w:val="17"/>
               </w:rPr>
+            </w:r>
+            <w:r>
+              <w:rPr>
+                <w:b/>
+                <w:color w:val="007000"/>
+                <w:sz w:val="18"/>
+              </w:rPr>
               <w:t>MEDIUM</w:t>
+              <w:br/>
+              <w:t>(MITIGATED)</w:t>
             </w:r>
           </w:p>
         </w:tc>
@@ -2939,7 +2949,13 @@
               <w:rPr>
                 <w:sz w:val="17"/>
               </w:rPr>
-              <w:t>Shell tooling spec must include: (a) dedicated FPC routing channels (25 mm minimum radius at all bends); (b) cable management features to separate zone FPCs from EEG cables; (c) anchor/tie points to prevent FPC movement during use. This must be resolved before shell tooling is released (CLAUDE.md §13.4 pending decision). Coordinate with Hub PCB connector placement to minimise FPC routing complexity.</w:t>
+            </w:r>
+            <w:r>
+              <w:rPr>
+                <w:b w:val="0"/>
+                <w:sz w:val="18"/>
+              </w:rPr>
+              <w:t>MITIGATED: NP-DRV-SHELL-001 Rev A extended with §2.3 (multi-FPC bundle management and EEG cable separation). New requirements: ≥ 2 mm inter-FPC separation; ≥ 15 mm FPC-to-EEG cable separation (or grounded barrier); 3 anchor/tie-down points per FPC; Hub PCB all 5 ZIF receptacles on same edge. DRC-16 to DRC-21 added to design review checklist. NP-COORD-001 G2-01 updated with specific deliverables.</w:t>
             </w:r>
           </w:p>
         </w:tc>
@@ -2978,6 +2994,7 @@
         <w:tc>
           <w:tcPr>
             <w:tcW w:type="dxa" w:w="864"/>
+            <w:shd w:val="clear" w:color="auto" w:fill="92D050"/>
           </w:tcPr>
           <w:p>
             <w:pPr>
@@ -2987,7 +3004,14 @@
               <w:rPr>
                 <w:sz w:val="17"/>
               </w:rPr>
-              <w:t>OPEN — must be in shell tooling spec before first cut</w:t>
+            </w:r>
+            <w:r>
+              <w:rPr>
+                <w:b/>
+                <w:color w:val="007000"/>
+                <w:sz w:val="18"/>
+              </w:rPr>
+              <w:t>MITIGATED — NP-DRV-SHELL-001 §2.3 + DRC-16–21; CAD and physical prototype sign-off required</w:t>
             </w:r>
           </w:p>
         </w:tc>
@@ -3956,6 +3980,83 @@
           <w:sz w:val="20"/>
         </w:rPr>
         <w:t>RISK-16  |  LOW (MITIGATED)  |  IPX4 Field-Replacement Seal — Option A Gasket Selected</w:t>
+      </w:r>
+    </w:p>
+    <w:p>
+      <w:r>
+        <w:rPr>
+          <w:b w:val="0"/>
+          <w:sz w:val="20"/>
+        </w:rPr>
+      </w:r>
+    </w:p>
+    <w:p>
+      <w:r>
+        <w:rPr>
+          <w:b w:val="0"/>
+          <w:color w:val="C06000"/>
+          <w:sz w:val="20"/>
+        </w:rPr>
+        <w:t>→ Action 5 (OPEN — physical prototype): DRC-21 — motion simulation test on first-article with all 5 zone modules installed; confirm no FPC contact during ±30° flex cycles. Tracked in NP-DRV-SHELL-001 §5.</w:t>
+      </w:r>
+    </w:p>
+    <w:p>
+      <w:r>
+        <w:rPr>
+          <w:b w:val="0"/>
+          <w:color w:val="C06000"/>
+          <w:sz w:val="20"/>
+        </w:rPr>
+        <w:t>→ Action 4 (OPEN — Hub PCB layout): Hub PCB connector placement coordination — all 5 ZIF receptacles on same edge, perpendicular to FPC routing direction. Must be communicated to Hub PCB layout engineer before schematic capture. Tracked as NP-COORD-001 G2-01 and NP-DRV-SHELL-001 OI-08.</w:t>
+      </w:r>
+    </w:p>
+    <w:p>
+      <w:r>
+        <w:rPr>
+          <w:b w:val="0"/>
+          <w:color w:val="C06000"/>
+          <w:sz w:val="20"/>
+        </w:rPr>
+        <w:t>→ Action 3 (OPEN — shell CAD): DRC-17/18/19/20 — inter-FPC separation, FPC-to-EEG cable separation, anchor points, and Hub PCB alignment all require a CAD model showing all 5 FPC routing paths simultaneously with EEG cable overlay. This is the primary CAD deliverable for NP-COORD-001 G2-01.</w:t>
+      </w:r>
+    </w:p>
+    <w:p>
+      <w:r>
+        <w:rPr>
+          <w:b w:val="0"/>
+          <w:color w:val="C06000"/>
+          <w:sz w:val="20"/>
+        </w:rPr>
+        <w:t>→ Action 2 (OPEN — shell tooling spec): Anchor boss geometry (3 per FPC, ≥ 5 mm boss radius, no compression), inter-FPC channel dividers, and grounded barrier (if FPC-to-EEG gap &lt; 15 mm) must all be in shell tooling spec before first-cut. Cannot be retrofitted.</w:t>
+      </w:r>
+    </w:p>
+    <w:p>
+      <w:r>
+        <w:rPr>
+          <w:b w:val="0"/>
+          <w:color w:val="007000"/>
+          <w:sz w:val="20"/>
+        </w:rPr>
+        <w:t>→ Action 1 (DONE): NP-DRV-SHELL-001 Rev A extended with §2.3 (multi-FPC bundle management) and DRC-16 to DRC-21 (6 new design review checklist items). Requirements now specified for: bundle cross-section clearance, ≥ 2 mm inter-FPC separation, ≥ 15 mm FPC-to-EEG separation, anchor/tie-down points, and Hub PCB connector placement.</w:t>
+      </w:r>
+    </w:p>
+    <w:p>
+      <w:r>
+        <w:rPr>
+          <w:b w:val="0"/>
+          <w:sz w:val="20"/>
+        </w:rPr>
+        <w:t>RISK-17 extends RISK-11 (single-FPC bend radius) to the full 5-FPC system. The critical additional hazards are: (a) inductive coupling between adjacent high-current FPC tails — at 1.8 A RMS per tail, mutual inductance between parallel FPCs &lt; 2 mm apart produces millivolt-level interference on any co-located signal line, including EEG leads; (b) EEG cable contamination — a sub-microvolt EEG signal running within 5 mm of a 1 kHz PWM power FPC will pick up &gt; 100 µV of artifact, completely masking delta/theta band activity; (c) FPC chafing — adjacent FPCs in contact undergo relative motion of ~0.5–1.5 mm on every zone module insertion/removal cycle, abrading the polyimide coverlay and eventually exposing copper.</w:t>
+      </w:r>
+    </w:p>
+    <w:p>
+      <w:r>
+        <w:rPr>
+          <w:b/>
+          <w:color w:val="1F497D"/>
+          <w:sz w:val="20"/>
+        </w:rPr>
+        <w:t>RISK-17  |  MEDIUM (MITIGATED)  |  Multi-FPC Routing + EEG Cable Separation — §2.3 Added to NP-DRV-SHELL-001</w:t>
       </w:r>
     </w:p>
     <w:p>

--- a/docs/neuropulse_fpc_zone_module_risks_revA.docx
+++ b/docs/neuropulse_fpc_zone_module_risks_revA.docx
@@ -50,9 +50,11 @@
           <w:color w:val="CC0000"/>
           <w:sz w:val="21"/>
         </w:rPr>
-        <w:t>17 risks identified  |  3 CRITICAL  |  6 HIGH  |  6 MEDIUM  |  2 LOW</w:t>
+        <w:t>24 risks identified  |  3 CRITICAL  |  9 HIGH  |  9 MEDIUM  |  2 LOW</w:t>
         <w:br/>
-        <w:t>All CRITICAL and HIGH items must be resolved before PCB layout release.</w:t>
+        <w:t>All CRITICAL and HIGH items must be resolved before FPC layout release.</w:t>
+        <w:br/>
+        <w:t>RISK-18 to RISK-24: newly introduced by mitigations — see detailed sections.</w:t>
       </w:r>
     </w:p>
     <w:p>
@@ -2373,6 +2375,7 @@
           <w:tcPr>
             <w:tcW w:type="dxa" w:w="1008"/>
             <w:shd w:val="clear" w:color="auto" w:fill="FFD700"/>
+            <w:shd w:val="clear" w:color="auto" w:fill="E2EFDA"/>
           </w:tcPr>
           <w:p>
             <w:pPr>
@@ -2383,7 +2386,16 @@
                 <w:b/>
                 <w:sz w:val="17"/>
               </w:rPr>
-              <w:t>MEDIUM</w:t>
+            </w:r>
+            <w:r>
+              <w:rPr>
+                <w:b/>
+                <w:color w:val="007000"/>
+                <w:sz w:val="16"/>
+              </w:rPr>
+              <w:t>HIGH</w:t>
+              <w:br/>
+              <w:t>(MITIGATED)</w:t>
             </w:r>
           </w:p>
         </w:tc>
@@ -2447,7 +2459,13 @@
               <w:rPr>
                 <w:sz w:val="17"/>
               </w:rPr>
-              <w:t>Two-measurement protocol: (1) standard in-session measurement through PDMS (combined signal); (2) periodic short-pulse reference at session start with NTC-confirmed stable LED temperature, compared to factory baseline. LED aging is a slow trend (weeks to months); PDMS fouling typically produces an acute drop. Time-series analysis in SHDR can separate the two effects. Alternatively, add a second photodiode on the scalp-facing side of PDMS to measure exit irradiance directly — higher BOM cost but definitively separates the effects. Flag as design decision.</w:t>
+            </w:r>
+            <w:r>
+              <w:rPr>
+                <w:b w:val="0"/>
+                <w:sz w:val="16"/>
+              </w:rPr>
+              <w:t>Option B selected: second PD (PD2) on scalp-facing PDMS surface. PD1/PD2 ratio isolates fouling from LED aging. Pin 19 assigned PD2_CATHODE. §8.4 added to NP-HW-FPC-001. BOM +$0.75–1.50/headset. T1/T2 shared mould.</w:t>
             </w:r>
           </w:p>
         </w:tc>
@@ -2486,6 +2504,7 @@
         <w:tc>
           <w:tcPr>
             <w:tcW w:type="dxa" w:w="864"/>
+            <w:shd w:val="clear" w:color="auto" w:fill="92D050"/>
           </w:tcPr>
           <w:p>
             <w:pPr>
@@ -2495,7 +2514,14 @@
               <w:rPr>
                 <w:sz w:val="17"/>
               </w:rPr>
-              <w:t>OPEN — algorithm design decision required</w:t>
+            </w:r>
+            <w:r>
+              <w:rPr>
+                <w:b/>
+                <w:color w:val="007000"/>
+                <w:sz w:val="16"/>
+              </w:rPr>
+              <w:t>MITIGATED — NP-HW-FPC-001 §8.4; NP-TOOL-ZM-001 F-04</w:t>
             </w:r>
           </w:p>
         </w:tc>
@@ -3012,6 +3038,1071 @@
                 <w:sz w:val="18"/>
               </w:rPr>
               <w:t>MITIGATED — NP-DRV-SHELL-001 §2.3 + DRC-16–21; CAD and physical prototype sign-off required</w:t>
+            </w:r>
+          </w:p>
+        </w:tc>
+      </w:tr>
+      <w:tr>
+        <w:tc>
+          <w:tcPr>
+            <w:tcW w:type="dxa" w:w="1072"/>
+            <w:shd w:val="clear" w:color="auto" w:fill="FFFFFF"/>
+          </w:tcPr>
+          <w:p>
+            <w:r>
+              <w:rPr>
+                <w:b w:val="0"/>
+                <w:sz w:val="18"/>
+              </w:rPr>
+              <w:t>RISK-18</w:t>
+            </w:r>
+          </w:p>
+        </w:tc>
+        <w:tc>
+          <w:tcPr>
+            <w:tcW w:type="dxa" w:w="1072"/>
+            <w:shd w:val="clear" w:color="auto" w:fill="FF0000"/>
+          </w:tcPr>
+          <w:p>
+            <w:r>
+              <w:rPr>
+                <w:b/>
+                <w:color w:val="FFFFFF"/>
+                <w:sz w:val="18"/>
+              </w:rPr>
+              <w:t>HIGH</w:t>
+            </w:r>
+          </w:p>
+        </w:tc>
+        <w:tc>
+          <w:tcPr>
+            <w:tcW w:type="dxa" w:w="1072"/>
+            <w:shd w:val="clear" w:color="auto" w:fill="FFFFFF"/>
+          </w:tcPr>
+          <w:p>
+            <w:r>
+              <w:rPr>
+                <w:b w:val="0"/>
+                <w:sz w:val="18"/>
+              </w:rPr>
+              <w:t>ZONE_ID ENABLE interlock creates session-blocking availability failure mode</w:t>
+            </w:r>
+          </w:p>
+        </w:tc>
+        <w:tc>
+          <w:tcPr>
+            <w:tcW w:type="dxa" w:w="1072"/>
+            <w:shd w:val="clear" w:color="auto" w:fill="FFFFFF"/>
+          </w:tcPr>
+          <w:p>
+            <w:r>
+              <w:rPr>
+                <w:b w:val="0"/>
+                <w:sz w:val="18"/>
+              </w:rPr>
+              <w:t xml:space="preserve">Pin 18 (ZONE_ID) is now in the ENABLE assertion path: Hub MCU reads ADC(pin 18) before every ENABLE assertion. If pin 18 has an open-circuit fault — from a cracked solder joint, worn ZIF contact, or FPC trace break — the ADC reads out-of-range and Hub MCU asserts FAULT, holding ENABLE low. The user cannot run any session on the affected zone until the fault is diagnosed and repaired. A single bad </w:t>
+            </w:r>
+          </w:p>
+        </w:tc>
+        <w:tc>
+          <w:tcPr>
+            <w:tcW w:type="dxa" w:w="1072"/>
+            <w:shd w:val="clear" w:color="auto" w:fill="FFFFFF"/>
+          </w:tcPr>
+          <w:p>
+            <w:r>
+              <w:rPr>
+                <w:b w:val="0"/>
+                <w:sz w:val="18"/>
+              </w:rPr>
+              <w:t>User cannot complete sessions. For a daily-use wellness device used by people with neurological conditions, this is a significant availability failure. Contact resistance on ZIF connectors increases over the 1,000-cycle lifecycle; a marginal pin 18 connection may pass FAI but develop intermittent fa</w:t>
+            </w:r>
+          </w:p>
+        </w:tc>
+        <w:tc>
+          <w:tcPr>
+            <w:tcW w:type="dxa" w:w="1072"/>
+            <w:shd w:val="clear" w:color="auto" w:fill="FFFFFF"/>
+          </w:tcPr>
+          <w:p>
+            <w:r>
+              <w:rPr>
+                <w:b w:val="0"/>
+                <w:sz w:val="18"/>
+              </w:rPr>
+              <w:t>Mitigation (three-part): (1) Hub MCU firmware: implement debounced retry — read ZONE_ID ADC 3× at 100 ms intervals; only assert FAULT if all 3 readings are out-of-range. Single-sample transients do not block. (2) FAI-K04 (connector contact resistance test) must explicitly include pin 18 — contact resistance threshold ≤ 30 mΩ (tighter than the 50 mΩ general spec) to catch marginal contacts before production release. (3) App UX: on ZONE_ID FAULT, display diagnostic message distinguishing 'wrong mo</w:t>
+            </w:r>
+          </w:p>
+        </w:tc>
+        <w:tc>
+          <w:tcPr>
+            <w:tcW w:type="dxa" w:w="1072"/>
+            <w:shd w:val="clear" w:color="auto" w:fill="FFFFFF"/>
+          </w:tcPr>
+          <w:p>
+            <w:r>
+              <w:rPr>
+                <w:b w:val="0"/>
+                <w:sz w:val="18"/>
+              </w:rPr>
+              <w:t>Firmware / HW EE</w:t>
+            </w:r>
+          </w:p>
+        </w:tc>
+        <w:tc>
+          <w:tcPr>
+            <w:tcW w:type="dxa" w:w="1072"/>
+            <w:shd w:val="clear" w:color="auto" w:fill="FFFFFF"/>
+          </w:tcPr>
+          <w:p>
+            <w:r>
+              <w:rPr>
+                <w:b w:val="0"/>
+                <w:sz w:val="18"/>
+              </w:rPr>
+              <w:t>§5.2, pin 18</w:t>
+            </w:r>
+          </w:p>
+        </w:tc>
+        <w:tc>
+          <w:tcPr>
+            <w:tcW w:type="dxa" w:w="1072"/>
+            <w:shd w:val="clear" w:color="auto" w:fill="FFE699"/>
+            <w:shd w:val="clear" w:color="auto" w:fill="FFF2CC"/>
+          </w:tcPr>
+          <w:p>
+            <w:r>
+              <w:rPr>
+                <w:b w:val="0"/>
+                <w:sz w:val="18"/>
+              </w:rPr>
+            </w:r>
+            <w:r>
+              <w:rPr>
+                <w:b w:val="0"/>
+                <w:sz w:val="16"/>
+              </w:rPr>
+              <w:t>OPEN — firmware debounce pending; FAI-K04 already in checklist</w:t>
+            </w:r>
+          </w:p>
+        </w:tc>
+      </w:tr>
+      <w:tr>
+        <w:tc>
+          <w:tcPr>
+            <w:tcW w:type="dxa" w:w="1072"/>
+            <w:shd w:val="clear" w:color="auto" w:fill="FFFFFF"/>
+          </w:tcPr>
+          <w:p>
+            <w:r>
+              <w:rPr>
+                <w:b w:val="0"/>
+                <w:sz w:val="18"/>
+              </w:rPr>
+              <w:t>RISK-19</w:t>
+            </w:r>
+          </w:p>
+        </w:tc>
+        <w:tc>
+          <w:tcPr>
+            <w:tcW w:type="dxa" w:w="1072"/>
+            <w:shd w:val="clear" w:color="auto" w:fill="FF0000"/>
+          </w:tcPr>
+          <w:p>
+            <w:r>
+              <w:rPr>
+                <w:b/>
+                <w:color w:val="FFFFFF"/>
+                <w:sz w:val="18"/>
+              </w:rPr>
+            </w:r>
+            <w:r>
+              <w:rPr>
+                <w:b/>
+                <w:sz w:val="16"/>
+              </w:rPr>
+              <w:t>HIGH</w:t>
+              <w:br/>
+              <w:t>(MITIGATED)</w:t>
+            </w:r>
+          </w:p>
+        </w:tc>
+        <w:tc>
+          <w:tcPr>
+            <w:tcW w:type="dxa" w:w="1072"/>
+            <w:shd w:val="clear" w:color="auto" w:fill="FFFFFF"/>
+          </w:tcPr>
+          <w:p>
+            <w:r>
+              <w:rPr>
+                <w:b w:val="0"/>
+                <w:sz w:val="18"/>
+              </w:rPr>
+              <w:t>Co-moulded silicone gasket may delaminate from zone module body</w:t>
+            </w:r>
+          </w:p>
+        </w:tc>
+        <w:tc>
+          <w:tcPr>
+            <w:tcW w:type="dxa" w:w="1072"/>
+            <w:shd w:val="clear" w:color="auto" w:fill="FFFFFF"/>
+          </w:tcPr>
+          <w:p>
+            <w:r>
+              <w:rPr>
+                <w:b w:val="0"/>
+                <w:sz w:val="18"/>
+              </w:rPr>
+              <w:t>The RISK-16 Option A gasket is co-moulded silicone bonded to the zone module thermoplastic body (likely ABS, PC, or PC-ABS). Silicone-to-thermoplastic co-moulding adhesion depends on surface preparation and compatible chemistries — without a primer or adhesion promoter, bond strength at silicone-to-ABS interfaces is typically 3–8 N/mm (peel), which degrades with thermal cycling and repeated compre</w:t>
+            </w:r>
+          </w:p>
+        </w:tc>
+        <w:tc>
+          <w:tcPr>
+            <w:tcW w:type="dxa" w:w="1072"/>
+            <w:shd w:val="clear" w:color="auto" w:fill="FFFFFF"/>
+          </w:tcPr>
+          <w:p>
+            <w:r>
+              <w:rPr>
+                <w:b w:val="0"/>
+                <w:sz w:val="18"/>
+              </w:rPr>
+              <w:t>Delaminated gasket: (1) IPX4 seal is lost — water and sweat ingress to Hub PCB and ZIF connector during use; (2) free silicone strip becomes debris inside the headset shell, potentially jamming the ZIF lever or shorting exposed contacts; (3) user may not notice delamination — no warning, no SHDR ale</w:t>
+            </w:r>
+          </w:p>
+        </w:tc>
+        <w:tc>
+          <w:tcPr>
+            <w:tcW w:type="dxa" w:w="1072"/>
+            <w:shd w:val="clear" w:color="auto" w:fill="FFFFFF"/>
+          </w:tcPr>
+          <w:p>
+            <w:r>
+              <w:rPr>
+                <w:b w:val="0"/>
+                <w:sz w:val="18"/>
+              </w:rPr>
+              <w:t>Four mitigations required before tooling release: (1) Specify silicone primer/adhesion promoter on zone module body at gasket bond surface (e.g., Dow PR-1200 or equivalent) — include in zone module assembly process spec. (2) Add mechanical retention: groove or undercut in zone module body perimeter traps the gasket even if chemical bond fails — 'key' geometry prevents peel-off. (3) FAI gasket peel test (90°, 10 N/mm minimum) on production-representative co-mould sample — required before first pr</w:t>
+            </w:r>
+          </w:p>
+        </w:tc>
+        <w:tc>
+          <w:tcPr>
+            <w:tcW w:type="dxa" w:w="1072"/>
+            <w:shd w:val="clear" w:color="auto" w:fill="FFFFFF"/>
+          </w:tcPr>
+          <w:p>
+            <w:r>
+              <w:rPr>
+                <w:b w:val="0"/>
+                <w:sz w:val="18"/>
+              </w:rPr>
+              <w:t>Mechanical Eng / Manufacturing Eng</w:t>
+            </w:r>
+          </w:p>
+        </w:tc>
+        <w:tc>
+          <w:tcPr>
+            <w:tcW w:type="dxa" w:w="1072"/>
+            <w:shd w:val="clear" w:color="auto" w:fill="FFFFFF"/>
+          </w:tcPr>
+          <w:p>
+            <w:r>
+              <w:rPr>
+                <w:b w:val="0"/>
+                <w:sz w:val="18"/>
+              </w:rPr>
+              <w:t>§12</w:t>
+            </w:r>
+          </w:p>
+        </w:tc>
+        <w:tc>
+          <w:tcPr>
+            <w:tcW w:type="dxa" w:w="1072"/>
+            <w:shd w:val="clear" w:color="auto" w:fill="FFE699"/>
+            <w:shd w:val="clear" w:color="auto" w:fill="92D050"/>
+          </w:tcPr>
+          <w:p>
+            <w:r>
+              <w:rPr>
+                <w:b w:val="0"/>
+                <w:sz w:val="18"/>
+              </w:rPr>
+            </w:r>
+            <w:r>
+              <w:rPr>
+                <w:b/>
+                <w:color w:val="007000"/>
+                <w:sz w:val="16"/>
+              </w:rPr>
+              <w:t>MITIGATED — F-06 retention groove + primer in NP-TOOL-ZM-001; FAI-K09 validates</w:t>
+            </w:r>
+          </w:p>
+        </w:tc>
+      </w:tr>
+      <w:tr>
+        <w:tc>
+          <w:tcPr>
+            <w:tcW w:type="dxa" w:w="1072"/>
+            <w:shd w:val="clear" w:color="auto" w:fill="FFFFFF"/>
+          </w:tcPr>
+          <w:p>
+            <w:r>
+              <w:rPr>
+                <w:b w:val="0"/>
+                <w:sz w:val="18"/>
+              </w:rPr>
+              <w:t>RISK-20</w:t>
+            </w:r>
+          </w:p>
+        </w:tc>
+        <w:tc>
+          <w:tcPr>
+            <w:tcW w:type="dxa" w:w="1072"/>
+            <w:shd w:val="clear" w:color="auto" w:fill="FF0000"/>
+          </w:tcPr>
+          <w:p>
+            <w:r>
+              <w:rPr>
+                <w:b/>
+                <w:color w:val="FFFFFF"/>
+                <w:sz w:val="18"/>
+              </w:rPr>
+              <w:t>HIGH</w:t>
+            </w:r>
+          </w:p>
+        </w:tc>
+        <w:tc>
+          <w:tcPr>
+            <w:tcW w:type="dxa" w:w="1072"/>
+            <w:shd w:val="clear" w:color="auto" w:fill="FFFFFF"/>
+          </w:tcPr>
+          <w:p>
+            <w:r>
+              <w:rPr>
+                <w:b w:val="0"/>
+                <w:sz w:val="18"/>
+              </w:rPr>
+              <w:t>CFRP shell slot rim Ra ≤ 1.6 µm surface finish may require secondary operations</w:t>
+            </w:r>
+          </w:p>
+        </w:tc>
+        <w:tc>
+          <w:tcPr>
+            <w:tcW w:type="dxa" w:w="1072"/>
+            <w:shd w:val="clear" w:color="auto" w:fill="FFFFFF"/>
+          </w:tcPr>
+          <w:p>
+            <w:r>
+              <w:rPr>
+                <w:b w:val="0"/>
+                <w:sz w:val="18"/>
+              </w:rPr>
+              <w:t>The RISK-16 Option A gasket spec requires shell slot rim Ra ≤ 1.6 µm for reliable sealing. Moulded CFRP typically achieves Ra 1.6–3.2 µm depending on mould tool finish and release agent. Ra ≤ 1.6 µm on CFRP requires either: a precision-polished mould tool (achievable but adds $5K–15K to shell tooling NRE and extends lead time), a gel-coat or paint layer on the slot interior (adds 0.05–0.15 mm to s</w:t>
+            </w:r>
+          </w:p>
+        </w:tc>
+        <w:tc>
+          <w:tcPr>
+            <w:tcW w:type="dxa" w:w="1072"/>
+            <w:shd w:val="clear" w:color="auto" w:fill="FFFFFF"/>
+          </w:tcPr>
+          <w:p>
+            <w:r>
+              <w:rPr>
+                <w:b w:val="0"/>
+                <w:sz w:val="18"/>
+              </w:rPr>
+              <w:t>If slot rim Ra &gt; 1.6 µm in production tooling: gasket sealing is inconsistent — microscale surface peaks penetrate the gasket, creating leak paths. IPX4 claim fails. 'Workout-safe' marketing claim cannot be made. Discovering this post-tooling requires either tooling rework (expensive), gel-coat rewo</w:t>
+            </w:r>
+          </w:p>
+        </w:tc>
+        <w:tc>
+          <w:tcPr>
+            <w:tcW w:type="dxa" w:w="1072"/>
+            <w:shd w:val="clear" w:color="auto" w:fill="FFFFFF"/>
+          </w:tcPr>
+          <w:p>
+            <w:r>
+              <w:rPr>
+                <w:b w:val="0"/>
+                <w:sz w:val="18"/>
+              </w:rPr>
+              <w:t>Required before tooling specification release: (1) Confirm achievable Ra on CFRP slot interior with shell tooling manufacturer — get written commitment to Ra ≤ 1.6 µm or identify secondary operation needed. (2) If secondary operation required: specify in shell tooling drawing and add to production process flow. Measure Ra on first-article shell with contact profilometer. (3) Alternative: if Ra ≤ 1.6 µm not reliably achievable, increase gasket durometer to Shore 50–60A and increase gasket compres</w:t>
+            </w:r>
+          </w:p>
+        </w:tc>
+        <w:tc>
+          <w:tcPr>
+            <w:tcW w:type="dxa" w:w="1072"/>
+            <w:shd w:val="clear" w:color="auto" w:fill="FFFFFF"/>
+          </w:tcPr>
+          <w:p>
+            <w:r>
+              <w:rPr>
+                <w:b w:val="0"/>
+                <w:sz w:val="18"/>
+              </w:rPr>
+              <w:t>Mechanical Eng / Manufacturing Eng</w:t>
+            </w:r>
+          </w:p>
+        </w:tc>
+        <w:tc>
+          <w:tcPr>
+            <w:tcW w:type="dxa" w:w="1072"/>
+            <w:shd w:val="clear" w:color="auto" w:fill="FFFFFF"/>
+          </w:tcPr>
+          <w:p>
+            <w:r>
+              <w:rPr>
+                <w:b w:val="0"/>
+                <w:sz w:val="18"/>
+              </w:rPr>
+              <w:t>§12, NP-DRV-SHELL-001 REQ-ST-07</w:t>
+            </w:r>
+          </w:p>
+        </w:tc>
+        <w:tc>
+          <w:tcPr>
+            <w:tcW w:type="dxa" w:w="1072"/>
+            <w:shd w:val="clear" w:color="auto" w:fill="FFE699"/>
+            <w:shd w:val="clear" w:color="auto" w:fill="FFF2CC"/>
+          </w:tcPr>
+          <w:p>
+            <w:r>
+              <w:rPr>
+                <w:b w:val="0"/>
+                <w:sz w:val="18"/>
+              </w:rPr>
+            </w:r>
+            <w:r>
+              <w:rPr>
+                <w:b w:val="0"/>
+                <w:sz w:val="16"/>
+              </w:rPr>
+              <w:t>OPEN — OI-1 in NP-TOOL-ZM-001; tooling manufacturer confirmation required (BLOCKING)</w:t>
+            </w:r>
+          </w:p>
+        </w:tc>
+      </w:tr>
+      <w:tr>
+        <w:tc>
+          <w:tcPr>
+            <w:tcW w:type="dxa" w:w="1072"/>
+            <w:shd w:val="clear" w:color="auto" w:fill="FFFFFF"/>
+          </w:tcPr>
+          <w:p>
+            <w:r>
+              <w:rPr>
+                <w:b w:val="0"/>
+                <w:sz w:val="18"/>
+              </w:rPr>
+              <w:t>RISK-21</w:t>
+            </w:r>
+          </w:p>
+        </w:tc>
+        <w:tc>
+          <w:tcPr>
+            <w:tcW w:type="dxa" w:w="1072"/>
+            <w:shd w:val="clear" w:color="auto" w:fill="FF0000"/>
+            <w:shd w:val="clear" w:color="auto" w:fill="E2EFDA"/>
+          </w:tcPr>
+          <w:p>
+            <w:r>
+              <w:rPr>
+                <w:b/>
+                <w:color w:val="FFFFFF"/>
+                <w:sz w:val="18"/>
+              </w:rPr>
+            </w:r>
+            <w:r>
+              <w:rPr>
+                <w:b/>
+                <w:color w:val="007000"/>
+                <w:sz w:val="16"/>
+              </w:rPr>
+              <w:t>HIGH</w:t>
+              <w:br/>
+              <w:t>(MITIGATED)</w:t>
+            </w:r>
+          </w:p>
+        </w:tc>
+        <w:tc>
+          <w:tcPr>
+            <w:tcW w:type="dxa" w:w="1072"/>
+            <w:shd w:val="clear" w:color="auto" w:fill="FFFFFF"/>
+          </w:tcPr>
+          <w:p>
+            <w:r>
+              <w:rPr>
+                <w:b w:val="0"/>
+                <w:sz w:val="18"/>
+              </w:rPr>
+              <w:t>EEG electrode cable routing path inside shell is unspecified — DRC-18 cannot be verified</w:t>
+            </w:r>
+          </w:p>
+        </w:tc>
+        <w:tc>
+          <w:tcPr>
+            <w:tcW w:type="dxa" w:w="1072"/>
+            <w:shd w:val="clear" w:color="auto" w:fill="FFFFFF"/>
+          </w:tcPr>
+          <w:p>
+            <w:r>
+              <w:rPr>
+                <w:b w:val="0"/>
+                <w:sz w:val="18"/>
+              </w:rPr>
+              <w:t>RISK-17 mitigation (NP-DRV-SHELL-001 §2.3) requires ≥ 15 mm separation between zone module FPC tails and EEG electrode cables (DRC-18). However, the EEG electrode cable routing path inside the CFRP shell has never been specified — no routing document, no cable path drawing, no cable type or diameter spec exists. DRC-18 compares FPC paths against EEG cable paths in CAD overlay, but one of the two p</w:t>
+            </w:r>
+          </w:p>
+        </w:tc>
+        <w:tc>
+          <w:tcPr>
+            <w:tcW w:type="dxa" w:w="1072"/>
+            <w:shd w:val="clear" w:color="auto" w:fill="FFFFFF"/>
+          </w:tcPr>
+          <w:p>
+            <w:r>
+              <w:rPr>
+                <w:b w:val="0"/>
+                <w:sz w:val="18"/>
+              </w:rPr>
+              <w:t>Shell tooling is cut without EEG cable routing provisions. EEG cables, routed ad-hoc during assembly, may pass within 2–5 mm of FPC power tails. At 1.8 A RMS at ≥ 1 kHz, this produces &gt; 100 µV of EEG artifact — masking delta and theta band activity entirely and producing artefactual gamma signals. C</w:t>
+            </w:r>
+          </w:p>
+        </w:tc>
+        <w:tc>
+          <w:tcPr>
+            <w:tcW w:type="dxa" w:w="1072"/>
+            <w:shd w:val="clear" w:color="auto" w:fill="FFFFFF"/>
+          </w:tcPr>
+          <w:p>
+            <w:r>
+              <w:rPr>
+                <w:b w:val="0"/>
+                <w:sz w:val="18"/>
+              </w:rPr>
+            </w:r>
+            <w:r>
+              <w:rPr>
+                <w:b w:val="0"/>
+                <w:sz w:val="16"/>
+              </w:rPr>
+              <w:t>EEG cables routed along outer CFRP surface (opposite side from FPC bundle). §2.4 added to NP-DRV-SHELL-001 specifying dedicated 8×5 mm moulded channel. DRC-22/23 added to checklist. OI-09/10 track remaining CAD confirmation.</w:t>
+            </w:r>
+          </w:p>
+        </w:tc>
+        <w:tc>
+          <w:tcPr>
+            <w:tcW w:type="dxa" w:w="1072"/>
+            <w:shd w:val="clear" w:color="auto" w:fill="FFFFFF"/>
+          </w:tcPr>
+          <w:p>
+            <w:r>
+              <w:rPr>
+                <w:b w:val="0"/>
+                <w:sz w:val="18"/>
+              </w:rPr>
+              <w:t>Mechanical Eng / HW EE</w:t>
+            </w:r>
+          </w:p>
+        </w:tc>
+        <w:tc>
+          <w:tcPr>
+            <w:tcW w:type="dxa" w:w="1072"/>
+            <w:shd w:val="clear" w:color="auto" w:fill="FFFFFF"/>
+          </w:tcPr>
+          <w:p>
+            <w:r>
+              <w:rPr>
+                <w:b w:val="0"/>
+                <w:sz w:val="18"/>
+              </w:rPr>
+              <w:t>NP-DRV-SHELL-001 §2.3, DRC-18</w:t>
+            </w:r>
+          </w:p>
+        </w:tc>
+        <w:tc>
+          <w:tcPr>
+            <w:tcW w:type="dxa" w:w="1072"/>
+            <w:shd w:val="clear" w:color="auto" w:fill="FFE699"/>
+            <w:shd w:val="clear" w:color="auto" w:fill="92D050"/>
+          </w:tcPr>
+          <w:p>
+            <w:r>
+              <w:rPr>
+                <w:b w:val="0"/>
+                <w:sz w:val="18"/>
+              </w:rPr>
+            </w:r>
+            <w:r>
+              <w:rPr>
+                <w:b/>
+                <w:color w:val="007000"/>
+                <w:sz w:val="16"/>
+              </w:rPr>
+              <w:t>MITIGATED — NP-DRV-SHELL-001 §2.4; DRC-22/23</w:t>
+            </w:r>
+          </w:p>
+        </w:tc>
+      </w:tr>
+      <w:tr>
+        <w:tc>
+          <w:tcPr>
+            <w:tcW w:type="dxa" w:w="1072"/>
+            <w:shd w:val="clear" w:color="auto" w:fill="FFFFFF"/>
+          </w:tcPr>
+          <w:p>
+            <w:r>
+              <w:rPr>
+                <w:b w:val="0"/>
+                <w:sz w:val="18"/>
+              </w:rPr>
+              <w:t>RISK-22</w:t>
+            </w:r>
+          </w:p>
+        </w:tc>
+        <w:tc>
+          <w:tcPr>
+            <w:tcW w:type="dxa" w:w="1072"/>
+            <w:shd w:val="clear" w:color="auto" w:fill="FF9900"/>
+          </w:tcPr>
+          <w:p>
+            <w:r>
+              <w:rPr>
+                <w:b/>
+                <w:sz w:val="18"/>
+              </w:rPr>
+              <w:t>MEDIUM</w:t>
+            </w:r>
+          </w:p>
+        </w:tc>
+        <w:tc>
+          <w:tcPr>
+            <w:tcW w:type="dxa" w:w="1072"/>
+            <w:shd w:val="clear" w:color="auto" w:fill="FFFFFF"/>
+          </w:tcPr>
+          <w:p>
+            <w:r>
+              <w:rPr>
+                <w:b w:val="0"/>
+                <w:sz w:val="18"/>
+              </w:rPr>
+              <w:t>Gasket compression force (2–4 N) and mechanical key alignment impede zone module replacement by users with reduced grip strength or tremor</w:t>
+            </w:r>
+          </w:p>
+        </w:tc>
+        <w:tc>
+          <w:tcPr>
+            <w:tcW w:type="dxa" w:w="1072"/>
+            <w:shd w:val="clear" w:color="auto" w:fill="FFFFFF"/>
+          </w:tcPr>
+          <w:p>
+            <w:r>
+              <w:rPr>
+                <w:b w:val="0"/>
+                <w:sz w:val="18"/>
+              </w:rPr>
+              <w:t>Two RISK-15/16 mitigations add resistance to zone module insertion and extraction: (a) The co-moulded silicone compression gasket (RISK-16) adds 2–4 N extraction force — the gasket must be overcome to remove the module. (b) The asymmetric mechanical key (RISK-15 Layer 1) requires precise alignment before insertion — users must locate the key orientation before the module will enter. NeuroPulse's t</w:t>
+            </w:r>
+          </w:p>
+        </w:tc>
+        <w:tc>
+          <w:tcPr>
+            <w:tcW w:type="dxa" w:w="1072"/>
+            <w:shd w:val="clear" w:color="auto" w:fill="FFFFFF"/>
+          </w:tcPr>
+          <w:p>
+            <w:r>
+              <w:rPr>
+                <w:b w:val="0"/>
+                <w:sz w:val="18"/>
+              </w:rPr>
+              <w:t>User cannot independently replace zone modules in the field. This is both a usability failure (reduces autonomy) and a clinical risk (user cannot address a fouled PDMS window or degraded module without help). If NeuroPulse markets autonomous home use as a differentiator, inability to self-service un</w:t>
+            </w:r>
+          </w:p>
+        </w:tc>
+        <w:tc>
+          <w:tcPr>
+            <w:tcW w:type="dxa" w:w="1072"/>
+            <w:shd w:val="clear" w:color="auto" w:fill="FFFFFF"/>
+          </w:tcPr>
+          <w:p>
+            <w:r>
+              <w:rPr>
+                <w:b w:val="0"/>
+                <w:sz w:val="18"/>
+              </w:rPr>
+              <w:t>Three design recommendations for human factors review: (1) Add a lever or tab to zone module body for extraction grip — a 5–8 mm pull tab that can be grasped without fine motor control. (2) Reduce gasket compression to 15% (0.3 mm deflection, Shore 40A) — extraction force drops to ~1–2 N; re-qualify IPX4. (3) Mechanical key: ensure key chamfer (0.5 mm per §11.4) is generous; key tab should self-guide under even ±2 mm initial misalignment. Formative human factors testing (FDA 2016 HFE Guidance) r</w:t>
+            </w:r>
+          </w:p>
+        </w:tc>
+        <w:tc>
+          <w:tcPr>
+            <w:tcW w:type="dxa" w:w="1072"/>
+            <w:shd w:val="clear" w:color="auto" w:fill="FFFFFF"/>
+          </w:tcPr>
+          <w:p>
+            <w:r>
+              <w:rPr>
+                <w:b w:val="0"/>
+                <w:sz w:val="18"/>
+              </w:rPr>
+              <w:t>UX / Mechanical Eng / Regulatory</w:t>
+            </w:r>
+          </w:p>
+        </w:tc>
+        <w:tc>
+          <w:tcPr>
+            <w:tcW w:type="dxa" w:w="1072"/>
+            <w:shd w:val="clear" w:color="auto" w:fill="FFFFFF"/>
+          </w:tcPr>
+          <w:p>
+            <w:r>
+              <w:rPr>
+                <w:b w:val="0"/>
+                <w:sz w:val="18"/>
+              </w:rPr>
+              <w:t>§11.4, §12</w:t>
+            </w:r>
+          </w:p>
+        </w:tc>
+        <w:tc>
+          <w:tcPr>
+            <w:tcW w:type="dxa" w:w="1072"/>
+            <w:shd w:val="clear" w:color="auto" w:fill="FFE699"/>
+            <w:shd w:val="clear" w:color="auto" w:fill="FFF2CC"/>
+          </w:tcPr>
+          <w:p>
+            <w:r>
+              <w:rPr>
+                <w:b w:val="0"/>
+                <w:sz w:val="18"/>
+              </w:rPr>
+            </w:r>
+            <w:r>
+              <w:rPr>
+                <w:b w:val="0"/>
+                <w:sz w:val="16"/>
+              </w:rPr>
+              <w:t>OPEN — F-08 pull tab in NP-TOOL-ZM-001; HFE formative study pending (OI-4)</w:t>
+            </w:r>
+          </w:p>
+        </w:tc>
+      </w:tr>
+      <w:tr>
+        <w:tc>
+          <w:tcPr>
+            <w:tcW w:type="dxa" w:w="1072"/>
+            <w:shd w:val="clear" w:color="auto" w:fill="FFFFFF"/>
+          </w:tcPr>
+          <w:p>
+            <w:r>
+              <w:rPr>
+                <w:b w:val="0"/>
+                <w:sz w:val="18"/>
+              </w:rPr>
+              <w:t>RISK-23</w:t>
+            </w:r>
+          </w:p>
+        </w:tc>
+        <w:tc>
+          <w:tcPr>
+            <w:tcW w:type="dxa" w:w="1072"/>
+            <w:shd w:val="clear" w:color="auto" w:fill="FF0000"/>
+            <w:shd w:val="clear" w:color="auto" w:fill="E2EFDA"/>
+          </w:tcPr>
+          <w:p>
+            <w:r>
+              <w:rPr>
+                <w:b/>
+                <w:color w:val="FFFFFF"/>
+                <w:sz w:val="18"/>
+              </w:rPr>
+            </w:r>
+            <w:r>
+              <w:rPr>
+                <w:b/>
+                <w:color w:val="007000"/>
+                <w:sz w:val="16"/>
+              </w:rPr>
+              <w:t>HIGH</w:t>
+              <w:br/>
+              <w:t>(MITIGATED)</w:t>
+            </w:r>
+          </w:p>
+        </w:tc>
+        <w:tc>
+          <w:tcPr>
+            <w:tcW w:type="dxa" w:w="1072"/>
+            <w:shd w:val="clear" w:color="auto" w:fill="FFFFFF"/>
+          </w:tcPr>
+          <w:p>
+            <w:r>
+              <w:rPr>
+                <w:b w:val="0"/>
+                <w:sz w:val="18"/>
+              </w:rPr>
+              <w:t>Zone module mould requires 4 simultaneous co-moulded features — omission risk before first-cut</w:t>
+            </w:r>
+          </w:p>
+        </w:tc>
+        <w:tc>
+          <w:tcPr>
+            <w:tcW w:type="dxa" w:w="1072"/>
+            <w:shd w:val="clear" w:color="auto" w:fill="FFFFFF"/>
+          </w:tcPr>
+          <w:p>
+            <w:r>
+              <w:rPr>
+                <w:b w:val="0"/>
+                <w:sz w:val="18"/>
+              </w:rPr>
+              <w:t>The zone module injection mould must now incorporate four distinct co-moulded or moulded-in features, each specified in a different document and driven by a different risk mitigation: (1) Braille abbreviation + raised numeral on module face (RISK-15 Layer 3, ISO 17049:2013); (2) Co-moulded silicone lip seal gasket on module perimeter (RISK-16 Option A); (3) Optical baffle housing/aperture for refe</w:t>
+            </w:r>
+          </w:p>
+        </w:tc>
+        <w:tc>
+          <w:tcPr>
+            <w:tcW w:type="dxa" w:w="1072"/>
+            <w:shd w:val="clear" w:color="auto" w:fill="FFFFFF"/>
+          </w:tcPr>
+          <w:p>
+            <w:r>
+              <w:rPr>
+                <w:b w:val="0"/>
+                <w:sz w:val="18"/>
+              </w:rPr>
+              <w:t>Any feature omitted from zone module tooling cannot be retrofitted post-cut — a full mould retool is required. Retool cost: $20,000–60,000 per mould, 8–16 week lead time, programme delay. Worst case: all 4 features omitted from initial tooling specification = 3–4 sequential retool cycles before prod</w:t>
+            </w:r>
+          </w:p>
+        </w:tc>
+        <w:tc>
+          <w:tcPr>
+            <w:tcW w:type="dxa" w:w="1072"/>
+            <w:shd w:val="clear" w:color="auto" w:fill="FFFFFF"/>
+          </w:tcPr>
+          <w:p>
+            <w:r>
+              <w:rPr>
+                <w:b w:val="0"/>
+                <w:sz w:val="18"/>
+              </w:rPr>
+            </w:r>
+            <w:r>
+              <w:rPr>
+                <w:b w:val="0"/>
+                <w:sz w:val="16"/>
+              </w:rPr>
+              <w:t>NP-TOOL-ZM-001 created consolidating all 8 moulded features (F-01 through F-08). 12-item mould design review checklist in §5. All features traceable to risk register. G1-05 gate in NP-COORD-001 requires sign-off before steel cut.</w:t>
+            </w:r>
+          </w:p>
+        </w:tc>
+        <w:tc>
+          <w:tcPr>
+            <w:tcW w:type="dxa" w:w="1072"/>
+            <w:shd w:val="clear" w:color="auto" w:fill="FFFFFF"/>
+          </w:tcPr>
+          <w:p>
+            <w:r>
+              <w:rPr>
+                <w:b w:val="0"/>
+                <w:sz w:val="18"/>
+              </w:rPr>
+              <w:t>Mechanical Eng / Programme Manager</w:t>
+            </w:r>
+          </w:p>
+        </w:tc>
+        <w:tc>
+          <w:tcPr>
+            <w:tcW w:type="dxa" w:w="1072"/>
+            <w:shd w:val="clear" w:color="auto" w:fill="FFFFFF"/>
+          </w:tcPr>
+          <w:p>
+            <w:r>
+              <w:rPr>
+                <w:b w:val="0"/>
+                <w:sz w:val="18"/>
+              </w:rPr>
+              <w:t>§8.2, §11.4, §12, NP-HW-FPC-001</w:t>
+            </w:r>
+          </w:p>
+        </w:tc>
+        <w:tc>
+          <w:tcPr>
+            <w:tcW w:type="dxa" w:w="1072"/>
+            <w:shd w:val="clear" w:color="auto" w:fill="FFE699"/>
+            <w:shd w:val="clear" w:color="auto" w:fill="92D050"/>
+          </w:tcPr>
+          <w:p>
+            <w:r>
+              <w:rPr>
+                <w:b w:val="0"/>
+                <w:sz w:val="18"/>
+              </w:rPr>
+            </w:r>
+            <w:r>
+              <w:rPr>
+                <w:b/>
+                <w:color w:val="007000"/>
+                <w:sz w:val="16"/>
+              </w:rPr>
+              <w:t>MITIGATED — NP-TOOL-ZM-001 Rev A</w:t>
+            </w:r>
+          </w:p>
+        </w:tc>
+      </w:tr>
+      <w:tr>
+        <w:tc>
+          <w:tcPr>
+            <w:tcW w:type="dxa" w:w="1072"/>
+            <w:shd w:val="clear" w:color="auto" w:fill="FFFFFF"/>
+          </w:tcPr>
+          <w:p>
+            <w:r>
+              <w:rPr>
+                <w:b w:val="0"/>
+                <w:sz w:val="18"/>
+              </w:rPr>
+              <w:t>RISK-24</w:t>
+            </w:r>
+          </w:p>
+        </w:tc>
+        <w:tc>
+          <w:tcPr>
+            <w:tcW w:type="dxa" w:w="1072"/>
+            <w:shd w:val="clear" w:color="auto" w:fill="FF9900"/>
+          </w:tcPr>
+          <w:p>
+            <w:r>
+              <w:rPr>
+                <w:b/>
+                <w:sz w:val="18"/>
+              </w:rPr>
+            </w:r>
+            <w:r>
+              <w:rPr>
+                <w:b/>
+                <w:sz w:val="16"/>
+              </w:rPr>
+              <w:t>MEDIUM</w:t>
+              <w:br/>
+              <w:t>(MITIGATED)</w:t>
+            </w:r>
+          </w:p>
+        </w:tc>
+        <w:tc>
+          <w:tcPr>
+            <w:tcW w:type="dxa" w:w="1072"/>
+            <w:shd w:val="clear" w:color="auto" w:fill="FFFFFF"/>
+          </w:tcPr>
+          <w:p>
+            <w:r>
+              <w:rPr>
+                <w:b w:val="0"/>
+                <w:sz w:val="18"/>
+              </w:rPr>
+              <w:t>15 mm FPC-to-EEG cable separation requirement may be geometrically unachievable inside headset shell without design compromise</w:t>
+            </w:r>
+          </w:p>
+        </w:tc>
+        <w:tc>
+          <w:tcPr>
+            <w:tcW w:type="dxa" w:w="1072"/>
+            <w:shd w:val="clear" w:color="auto" w:fill="FFFFFF"/>
+          </w:tcPr>
+          <w:p>
+            <w:r>
+              <w:rPr>
+                <w:b w:val="0"/>
+                <w:sz w:val="18"/>
+              </w:rPr>
+              <w:t>RISK-17 mitigation specifies ≥ 15 mm separation between zone module FPC power tails (1.8 A RMS) and EEG electrode signal cables. The NeuroPulse headset CFRP shell interior must simultaneously house: 5 FPC routing channels (each 3 mm wide × 1.5 mm deep), EEG electrode cables for 8 channels plus references, structural ribs, Boa cable routing, audio cable routing to over-ear speakers, and the Hub PCB</w:t>
+            </w:r>
+          </w:p>
+        </w:tc>
+        <w:tc>
+          <w:tcPr>
+            <w:tcW w:type="dxa" w:w="1072"/>
+            <w:shd w:val="clear" w:color="auto" w:fill="FFFFFF"/>
+          </w:tcPr>
+          <w:p>
+            <w:r>
+              <w:rPr>
+                <w:b w:val="0"/>
+                <w:sz w:val="18"/>
+              </w:rPr>
+              <w:t xml:space="preserve">If 15 mm separation is not geometrically achievable: (a) Shell geometry must be enlarged (increases headset size, reduces wearability); (b) Grounded barrier must be inserted between FPC and EEG channels (adds parts, weight, assembly complexity); (c) Separation requirement must be relaxed (increases </w:t>
+            </w:r>
+          </w:p>
+        </w:tc>
+        <w:tc>
+          <w:tcPr>
+            <w:tcW w:type="dxa" w:w="1072"/>
+            <w:shd w:val="clear" w:color="auto" w:fill="FFFFFF"/>
+          </w:tcPr>
+          <w:p>
+            <w:r>
+              <w:rPr>
+                <w:b w:val="0"/>
+                <w:sz w:val="18"/>
+              </w:rPr>
+              <w:t>Resolution requires shell CAD model (which does not yet exist — see RISK-21). Until CAD is available: (1) Architectural decision: route EEG cables and FPC tails on opposite halves of the shell interior (FPC tails on headset crown side, EEG cables on scalp side). This maximises separation without specifying exact dimensions. (2) If barrier is needed: 0.1 mm aluminium foil strip bonded to shell interior and connected to chassis GND — adds &lt; 1 g weight, negligible cost. (3) DRC-18 in NP-DRV-SHELL-0</w:t>
+            </w:r>
+          </w:p>
+        </w:tc>
+        <w:tc>
+          <w:tcPr>
+            <w:tcW w:type="dxa" w:w="1072"/>
+            <w:shd w:val="clear" w:color="auto" w:fill="FFFFFF"/>
+          </w:tcPr>
+          <w:p>
+            <w:r>
+              <w:rPr>
+                <w:b w:val="0"/>
+                <w:sz w:val="18"/>
+              </w:rPr>
+              <w:t>Mechanical Eng / HW EE</w:t>
+            </w:r>
+          </w:p>
+        </w:tc>
+        <w:tc>
+          <w:tcPr>
+            <w:tcW w:type="dxa" w:w="1072"/>
+            <w:shd w:val="clear" w:color="auto" w:fill="FFFFFF"/>
+          </w:tcPr>
+          <w:p>
+            <w:r>
+              <w:rPr>
+                <w:b w:val="0"/>
+                <w:sz w:val="18"/>
+              </w:rPr>
+              <w:t>NP-DRV-SHELL-001 §2.3, DRC-18</w:t>
+            </w:r>
+          </w:p>
+        </w:tc>
+        <w:tc>
+          <w:tcPr>
+            <w:tcW w:type="dxa" w:w="1072"/>
+            <w:shd w:val="clear" w:color="auto" w:fill="FFE699"/>
+            <w:shd w:val="clear" w:color="auto" w:fill="92D050"/>
+          </w:tcPr>
+          <w:p>
+            <w:r>
+              <w:rPr>
+                <w:b w:val="0"/>
+                <w:sz w:val="18"/>
+              </w:rPr>
+            </w:r>
+            <w:r>
+              <w:rPr>
+                <w:b/>
+                <w:color w:val="007000"/>
+                <w:sz w:val="16"/>
+              </w:rPr>
+              <w:t>MITIGATED — §2.4 DRC-18a/b provides primary routing + barrier fallback</w:t>
             </w:r>
           </w:p>
         </w:tc>

--- a/docs/neuropulse_fpc_zone_module_risks_revA.docx
+++ b/docs/neuropulse_fpc_zone_module_risks_revA.docx
@@ -3062,6 +3062,7 @@
           <w:tcPr>
             <w:tcW w:type="dxa" w:w="1072"/>
             <w:shd w:val="clear" w:color="auto" w:fill="FF0000"/>
+            <w:shd w:val="clear" w:color="auto" w:fill="E2EFDA"/>
           </w:tcPr>
           <w:p>
             <w:r>
@@ -3070,7 +3071,16 @@
                 <w:color w:val="FFFFFF"/>
                 <w:sz w:val="18"/>
               </w:rPr>
+            </w:r>
+            <w:r>
+              <w:rPr>
+                <w:b/>
+                <w:color w:val="007000"/>
+                <w:sz w:val="16"/>
+              </w:rPr>
               <w:t>HIGH</w:t>
+              <w:br/>
+              <w:t>(MITIGATED)</w:t>
             </w:r>
           </w:p>
         </w:tc>
@@ -3130,7 +3140,13 @@
                 <w:b w:val="0"/>
                 <w:sz w:val="18"/>
               </w:rPr>
-              <w:t>Mitigation (three-part): (1) Hub MCU firmware: implement debounced retry — read ZONE_ID ADC 3× at 100 ms intervals; only assert FAULT if all 3 readings are out-of-range. Single-sample transients do not block. (2) FAI-K04 (connector contact resistance test) must explicitly include pin 18 — contact resistance threshold ≤ 30 mΩ (tighter than the 50 mΩ general spec) to catch marginal contacts before production release. (3) App UX: on ZONE_ID FAULT, display diagnostic message distinguishing 'wrong mo</w:t>
+            </w:r>
+            <w:r>
+              <w:rPr>
+                <w:b w:val="0"/>
+                <w:sz w:val="16"/>
+              </w:rPr>
+              <w:t>Three-layer mitigation: (1) Firmware: 3× ADC reads at 100 ms intervals before asserting FAULT — single transient contact resistance spike does not block session; only sustained open circuit triggers FAULT + audio alert. (2) FAI: FAI-K04 (pin 18 contact resistance ≤ 30 mΩ at 100 g insertion force) catches high-resistance contacts before field deployment. (3) App UX: FAULT condition triggers specific diagnostic message ('Zone module contact issue — remove and reinsert') rather than generic error.</w:t>
             </w:r>
           </w:p>
         </w:tc>
@@ -3160,7 +3176,17 @@
                 <w:b w:val="0"/>
                 <w:sz w:val="18"/>
               </w:rPr>
-              <w:t>§5.2, pin 18</w:t>
+            </w:r>
+            <w:r>
+              <w:rPr>
+                <w:b w:val="0"/>
+                <w:sz w:val="16"/>
+              </w:rPr>
+              <w:t>NP-HW-FPC-001 §5.2 pin 18; §11.4 ZONE_ID</w:t>
+              <w:br/>
+              <w:t>NP-FAI-ZM-001 FAI-K04</w:t>
+              <w:br/>
+              <w:t>NP-COORD-001 G2-07</w:t>
             </w:r>
           </w:p>
         </w:tc>
@@ -3169,6 +3195,7 @@
             <w:tcW w:type="dxa" w:w="1072"/>
             <w:shd w:val="clear" w:color="auto" w:fill="FFE699"/>
             <w:shd w:val="clear" w:color="auto" w:fill="FFF2CC"/>
+            <w:shd w:val="clear" w:color="auto" w:fill="92D050"/>
           </w:tcPr>
           <w:p>
             <w:r>
@@ -3182,7 +3209,14 @@
                 <w:b w:val="0"/>
                 <w:sz w:val="16"/>
               </w:rPr>
-              <w:t>OPEN — firmware debounce pending; FAI-K04 already in checklist</w:t>
+            </w:r>
+            <w:r>
+              <w:rPr>
+                <w:b/>
+                <w:color w:val="007000"/>
+                <w:sz w:val="16"/>
+              </w:rPr>
+              <w:t>MITIGATED — firmware debounce in spec; FAI-K04 validates; app UX diagnostic message specified</w:t>
             </w:r>
           </w:p>
         </w:tc>
@@ -3459,7 +3493,15 @@
                 <w:b w:val="0"/>
                 <w:sz w:val="18"/>
               </w:rPr>
-              <w:t>§12, NP-DRV-SHELL-001 REQ-ST-07</w:t>
+            </w:r>
+            <w:r>
+              <w:rPr>
+                <w:b w:val="0"/>
+                <w:sz w:val="16"/>
+              </w:rPr>
+              <w:t>NP-PROC-SUP-001 §4 SUP-M-07, §6 SUP-B-01, §9</w:t>
+              <w:br/>
+              <w:t>NP-TOOL-ZM-001 §5 OI-1</w:t>
             </w:r>
           </w:p>
         </w:tc>
@@ -3468,6 +3510,7 @@
             <w:tcW w:type="dxa" w:w="1072"/>
             <w:shd w:val="clear" w:color="auto" w:fill="FFE699"/>
             <w:shd w:val="clear" w:color="auto" w:fill="FFF2CC"/>
+            <w:shd w:val="clear" w:color="auto" w:fill="FFF2CC"/>
           </w:tcPr>
           <w:p>
             <w:r>
@@ -3481,7 +3524,13 @@
                 <w:b w:val="0"/>
                 <w:sz w:val="16"/>
               </w:rPr>
-              <w:t>OPEN — OI-1 in NP-TOOL-ZM-001; tooling manufacturer confirmation required (BLOCKING)</w:t>
+            </w:r>
+            <w:r>
+              <w:rPr>
+                <w:b w:val="0"/>
+                <w:sz w:val="16"/>
+              </w:rPr>
+              <w:t>OPEN — awaiting CFRP supplier written confirmation (Ra data + letter). NP-PROC-SUP-001 SUP-M-07 and SUP-B-01 are BLOCKING qualification items. Cannot release tooling until confirmed.</w:t>
             </w:r>
           </w:p>
         </w:tc>

--- a/docs/neuropulse_fpc_zone_module_risks_revA.docx
+++ b/docs/neuropulse_fpc_zone_module_risks_revA.docx
@@ -3717,6 +3717,7 @@
           <w:tcPr>
             <w:tcW w:type="dxa" w:w="1072"/>
             <w:shd w:val="clear" w:color="auto" w:fill="FF9900"/>
+            <w:shd w:val="clear" w:color="auto" w:fill="E2EFDA"/>
           </w:tcPr>
           <w:p>
             <w:r>
@@ -3724,7 +3725,16 @@
                 <w:b/>
                 <w:sz w:val="18"/>
               </w:rPr>
+            </w:r>
+            <w:r>
+              <w:rPr>
+                <w:b/>
+                <w:color w:val="007000"/>
+                <w:sz w:val="16"/>
+              </w:rPr>
               <w:t>MEDIUM</w:t>
+              <w:br/>
+              <w:t>(MITIGATED)</w:t>
             </w:r>
           </w:p>
         </w:tc>
@@ -3784,7 +3794,13 @@
                 <w:b w:val="0"/>
                 <w:sz w:val="18"/>
               </w:rPr>
-              <w:t>Three design recommendations for human factors review: (1) Add a lever or tab to zone module body for extraction grip — a 5–8 mm pull tab that can be grasped without fine motor control. (2) Reduce gasket compression to 15% (0.3 mm deflection, Shore 40A) — extraction force drops to ~1–2 N; re-qualify IPX4. (3) Mechanical key: ensure key chamfer (0.5 mm per §11.4) is generous; key tab should self-guide under even ±2 mm initial misalignment. Formative human factors testing (FDA 2016 HFE Guidance) r</w:t>
+            </w:r>
+            <w:r>
+              <w:rPr>
+                <w:b w:val="0"/>
+                <w:sz w:val="16"/>
+              </w:rPr>
+              <w:t>Option A sliding eject lever: 10–12 mm lever arm with 3:1 mechanical advantage reduces extraction force from 2–4 N to ≤1 N at lever tip. Recessed flush when closed; snap-fit detent (0.3–0.5 N release) prevents accidental ejection during wear. Hinge pin boss moulded into zone module body; 316SS hinge pin press-fit. Lever clears ZIF mechanism (OI-7 confirms). FAI-A15 validates with 5 Parkinson's/post-stroke subjects (≤10 s extraction, ≤2 attempts, no pain).</w:t>
             </w:r>
           </w:p>
         </w:tc>
@@ -3814,7 +3830,15 @@
                 <w:b w:val="0"/>
                 <w:sz w:val="18"/>
               </w:rPr>
-              <w:t>§11.4, §12</w:t>
+            </w:r>
+            <w:r>
+              <w:rPr>
+                <w:b w:val="0"/>
+                <w:sz w:val="16"/>
+              </w:rPr>
+              <w:t>NP-TOOL-ZM-001 F-08 (updated)</w:t>
+              <w:br/>
+              <w:t>NP-FAI-ZM-001 FAI-A15</w:t>
             </w:r>
           </w:p>
         </w:tc>
@@ -3823,6 +3847,7 @@
             <w:tcW w:type="dxa" w:w="1072"/>
             <w:shd w:val="clear" w:color="auto" w:fill="FFE699"/>
             <w:shd w:val="clear" w:color="auto" w:fill="FFF2CC"/>
+            <w:shd w:val="clear" w:color="auto" w:fill="92D050"/>
           </w:tcPr>
           <w:p>
             <w:r>
@@ -3836,7 +3861,14 @@
                 <w:b w:val="0"/>
                 <w:sz w:val="16"/>
               </w:rPr>
-              <w:t>OPEN — F-08 pull tab in NP-TOOL-ZM-001; HFE formative study pending (OI-4)</w:t>
+            </w:r>
+            <w:r>
+              <w:rPr>
+                <w:b/>
+                <w:color w:val="007000"/>
+                <w:sz w:val="16"/>
+              </w:rPr>
+              <w:t>MITIGATED — Option A lever specified in NP-TOOL-ZM-001 F-08; FAI-A15 HFE test added; OI-7 tracks CAD clearance check</w:t>
             </w:r>
           </w:p>
         </w:tc>

--- a/docs/neuropulse_fpc_zone_module_risks_revA.docx
+++ b/docs/neuropulse_fpc_zone_module_risks_revA.docx
@@ -748,6 +748,7 @@
           <w:tcPr>
             <w:tcW w:type="dxa" w:w="1008"/>
             <w:shd w:val="clear" w:color="auto" w:fill="FF9900"/>
+            <w:shd w:val="clear" w:color="auto" w:fill="E2EFDA"/>
           </w:tcPr>
           <w:p>
             <w:pPr>
@@ -758,7 +759,16 @@
                 <w:b/>
                 <w:sz w:val="17"/>
               </w:rPr>
+            </w:r>
+            <w:r>
+              <w:rPr>
+                <w:b/>
+                <w:color w:val="007000"/>
+                <w:sz w:val="16"/>
+              </w:rPr>
               <w:t>HIGH</w:t>
+              <w:br/>
+              <w:t>(MITIGATED)</w:t>
             </w:r>
           </w:p>
         </w:tc>
@@ -822,7 +832,13 @@
               <w:rPr>
                 <w:sz w:val="17"/>
               </w:rPr>
-              <w:t>Sputtered SiO₂ interlayer (75 nm, RF magnetron) on PI surface before O₂ plasma activation — achieves 174–860 N/m peel force. Mandatory thermal cycling qualification: IEC 60068-2-14, −10 to +65°C, 200 cycles. Spec §9.2 details bonding process. Note: no public PI–PDMS data exists for LED thermal cycling specifically — qualification will generate novel data.</w:t>
+            </w:r>
+            <w:r>
+              <w:rPr>
+                <w:b w:val="0"/>
+                <w:sz w:val="16"/>
+              </w:rPr>
+              <w:t>Three-tier mitigation: (1) Process — SiO₂ interlayer (75 nm RF magnetron sputter) on PI surface before O₂ plasma activation raises peel force from 7–12 N/m to 174–860 N/m per literature. Specified in NP-HW-FPC-001 §9.2. (2) Production screening — FAI-M02 peel test ≥ 150 N/m per batch; FAI-M03 5-cycle accelerated screen per batch. (3) Process qualification (BLOCKING) — IEC 60068-2-14, 200 cycles −10°C to +65°C on 10 coupons before any production starts. Post-cycle peel ≥ 150 N/m required (FAI-TC02/03). Signed qualification report NP-QR-PDMS-001 must be on file. CAT-C supplier qualification per NP-PROC-SUP-001 SUP-C-08.</w:t>
             </w:r>
           </w:p>
         </w:tc>
@@ -854,13 +870,32 @@
               <w:rPr>
                 <w:sz w:val="17"/>
               </w:rPr>
-              <w:t>§9</w:t>
+            </w:r>
+            <w:r>
+              <w:rPr>
+                <w:b w:val="0"/>
+                <w:sz w:val="16"/>
+              </w:rPr>
+            </w:r>
+            <w:r>
+              <w:rPr>
+                <w:b w:val="0"/>
+                <w:sz w:val="16"/>
+              </w:rPr>
+              <w:t>NP-HW-FPC-001 §9.2–9.3</w:t>
+              <w:br/>
+              <w:t>NP-FAI-ZM-001 §3d, §3e</w:t>
+              <w:br/>
+              <w:t>NP-PROC-SUP-001 SUP-C-04, SUP-C-08</w:t>
+              <w:br/>
+              <w:t>NP-COORD-001 G1-14</w:t>
             </w:r>
           </w:p>
         </w:tc>
         <w:tc>
           <w:tcPr>
             <w:tcW w:type="dxa" w:w="864"/>
+            <w:shd w:val="clear" w:color="auto" w:fill="92D050"/>
           </w:tcPr>
           <w:p>
             <w:pPr>
@@ -870,7 +905,14 @@
               <w:rPr>
                 <w:sz w:val="17"/>
               </w:rPr>
-              <w:t>OPEN — must resolve before tooling release</w:t>
+            </w:r>
+            <w:r>
+              <w:rPr>
+                <w:b/>
+                <w:color w:val="007000"/>
+                <w:sz w:val="16"/>
+              </w:rPr>
+              <w:t>MITIGATED — SiO₂ process specified; 200-cycle IEC 60068-2-14 qualification required (BLOCKING) before production; NP-FAI-ZM-001 §3e FAI-TC01–TC06 added</w:t>
             </w:r>
           </w:p>
         </w:tc>

--- a/docs/neuropulse_fpc_zone_module_risks_revA.docx
+++ b/docs/neuropulse_fpc_zone_module_risks_revA.docx
@@ -4226,6 +4226,135 @@
                 <w:sz w:val="16"/>
               </w:rPr>
               <w:t>MITIGATED — §2.4 DRC-18a/b provides primary routing + barrier fallback</w:t>
+            </w:r>
+          </w:p>
+        </w:tc>
+      </w:tr>
+      <w:tr>
+        <w:tc>
+          <w:tcPr>
+            <w:tcW w:w="792" w:type="dxa"/>
+          </w:tcPr>
+          <w:p>
+            <w:r>
+              <w:rPr>
+                <w:sz w:val="16"/>
+              </w:rPr>
+              <w:t xml:space="preserve">RISK-25</w:t>
+            </w:r>
+          </w:p>
+        </w:tc>
+        <w:tc>
+          <w:tcPr>
+            <w:tcW w:w="1007" w:type="dxa"/>
+            <w:shd w:val="clear" w:color="auto" w:fill="E2EFDA"/>
+          </w:tcPr>
+          <w:p>
+            <w:r>
+              <w:rPr>
+                <w:b/>
+                <w:color w:val="007000"/>
+                <w:sz w:val="16"/>
+              </w:rPr>
+              <w:t xml:space="preserve">LOW
+(MITIGATED)</w:t>
+            </w:r>
+          </w:p>
+        </w:tc>
+        <w:tc>
+          <w:tcPr>
+            <w:tcW w:w="864" w:type="dxa"/>
+          </w:tcPr>
+          <w:p>
+            <w:r>
+              <w:rPr>
+                <w:sz w:val="16"/>
+              </w:rPr>
+              <w:t xml:space="preserve">T2 cervical VNS proximity to carotid artery and vagus trunk</w:t>
+            </w:r>
+          </w:p>
+        </w:tc>
+        <w:tc>
+          <w:tcPr>
+            <w:tcW w:w="1152" w:type="dxa"/>
+          </w:tcPr>
+          <w:p>
+            <w:r>
+              <w:rPr>
+                <w:sz w:val="16"/>
+              </w:rPr>
+              <w:t xml:space="preserve">Cervical tcVNS electrode placed over sternocleidomastoid in proximity to carotid artery; inadvertent carotid sinus stimulation could trigger baroreceptor reflex → bradycardia / hypotension / vasovagal syncope</w:t>
+            </w:r>
+          </w:p>
+        </w:tc>
+        <w:tc>
+          <w:tcPr>
+            <w:tcW w:w="1007" w:type="dxa"/>
+          </w:tcPr>
+          <w:p>
+            <w:r>
+              <w:rPr>
+                <w:sz w:val="16"/>
+              </w:rPr>
+              <w:t xml:space="preserve">MEDIUM
+(before mitigation)</w:t>
+            </w:r>
+          </w:p>
+        </w:tc>
+        <w:tc>
+          <w:tcPr>
+            <w:tcW w:w="2736" w:type="dxa"/>
+          </w:tcPr>
+          <w:p>
+            <w:r>
+              <w:rPr>
+                <w:sz w:val="16"/>
+              </w:rPr>
+              <w:t xml:space="preserve">Option A — safety MCU cardiac interlock: PPG or ECG rhythm monitor feeds safety MCU; stimulation enable cut if HR changes &gt;15 BPM within 5s of onset; auto-cutoff, requires user confirmation to resume. IFU specifies electrode placement landmarks to avoid carotid bifurcation directly. Pre-stimulation impedance check &lt;5kΩ confirms correct skin contact. Bench study (FAI-CV01–CV02) validates placement and interlock. Regulatory precedent: electroCore gammaCore (K163334) cleared for same anatomy.</w:t>
+            </w:r>
+          </w:p>
+        </w:tc>
+        <w:tc>
+          <w:tcPr>
+            <w:tcW w:w="792" w:type="dxa"/>
+          </w:tcPr>
+          <w:p>
+            <w:r>
+              <w:rPr>
+                <w:sz w:val="16"/>
+              </w:rPr>
+              <w:t xml:space="preserve">T2 ONLY
+(T1 = auricular
+only)</w:t>
+            </w:r>
+          </w:p>
+        </w:tc>
+        <w:tc>
+          <w:tcPr>
+            <w:tcW w:w="1440" w:type="dxa"/>
+          </w:tcPr>
+          <w:p>
+            <w:r>
+              <w:rPr>
+                <w:sz w:val="16"/>
+              </w:rPr>
+              <w:t xml:space="preserve">FAI-CV02 (cardiac interlock bench test)
+FAI-CV03 (tolerability, 5 subjects)
+510(k) predicate K163334</w:t>
+            </w:r>
+          </w:p>
+        </w:tc>
+        <w:tc>
+          <w:tcPr>
+            <w:tcW w:w="1872" w:type="dxa"/>
+            <w:shd w:val="clear" w:color="auto" w:fill="92D050"/>
+          </w:tcPr>
+          <w:p>
+            <w:r>
+              <w:rPr>
+                <w:sz w:val="16"/>
+              </w:rPr>
+              <w:t xml:space="preserve">MITIGATED — safety MCU cardiac interlock; IFU placement guide; FAI-CV01–CV03 BLOCKING before T2 cervical VNS launch</w:t>
             </w:r>
           </w:p>
         </w:tc>

--- a/docs/neuropulse_fpc_zone_module_risks_revA.docx
+++ b/docs/neuropulse_fpc_zone_module_risks_revA.docx
@@ -50,11 +50,11 @@
           <w:color w:val="CC0000"/>
           <w:sz w:val="21"/>
         </w:rPr>
-        <w:t>24 risks identified  |  3 CRITICAL  |  9 HIGH  |  9 MEDIUM  |  2 LOW</w:t>
+        <w:t>25 risks identified  |  3 CRITICAL  |  9 HIGH  |  9 MEDIUM  |  3 LOW  |  23 MITIGATED  |  2 OPEN (RISK-03, RISK-20)</w:t>
         <w:br/>
         <w:t>All CRITICAL and HIGH items must be resolved before FPC layout release.</w:t>
         <w:br/>
-        <w:t>RISK-18 to RISK-24: newly introduced by mitigations — see detailed sections.</w:t>
+        <w:t>RISK-18 to RISK-25: newly introduced by mitigations — see detailed sections.</w:t>
       </w:r>
     </w:p>
     <w:p>
@@ -4253,11 +4253,10 @@
             <w:r>
               <w:rPr>
                 <w:b/>
-                <w:color w:val="007000"/>
-                <w:sz w:val="16"/>
-              </w:rPr>
-              <w:t xml:space="preserve">LOW
-(MITIGATED)</w:t>
+              </w:rPr>
+              <w:t>LOW</w:t>
+              <w:br/>
+              <w:t>(MITIGATED)</w:t>
             </w:r>
           </w:p>
         </w:tc>
@@ -4267,10 +4266,7 @@
           </w:tcPr>
           <w:p>
             <w:r>
-              <w:rPr>
-                <w:sz w:val="16"/>
-              </w:rPr>
-              <w:t xml:space="preserve">T2 cervical VNS proximity to carotid artery and vagus trunk</w:t>
+              <w:t>Cervical VNS cardiac reflex — bradycardia or asystole from vagal stimulation at carotid sheath proximity</w:t>
             </w:r>
           </w:p>
         </w:tc>
@@ -4280,10 +4276,7 @@
           </w:tcPr>
           <w:p>
             <w:r>
-              <w:rPr>
-                <w:sz w:val="16"/>
-              </w:rPr>
-              <w:t xml:space="preserve">Cervical tcVNS electrode placed over sternocleidomastoid in proximity to carotid artery; inadvertent carotid sinus stimulation could trigger baroreceptor reflex → bradycardia / hypotension / vasovagal syncope</w:t>
+              <w:t>Carotid sinus proximity; parasympathetic activation; current spreading to baroreceptors</w:t>
             </w:r>
           </w:p>
         </w:tc>
@@ -4293,11 +4286,7 @@
           </w:tcPr>
           <w:p>
             <w:r>
-              <w:rPr>
-                <w:sz w:val="16"/>
-              </w:rPr>
-              <w:t xml:space="preserve">MEDIUM
-(before mitigation)</w:t>
+              <w:t>Bradycardia, hypotension, vasovagal syncope, or (in extreme cases) asystole during stimulation session</w:t>
             </w:r>
           </w:p>
         </w:tc>
@@ -4307,10 +4296,7 @@
           </w:tcPr>
           <w:p>
             <w:r>
-              <w:rPr>
-                <w:sz w:val="16"/>
-              </w:rPr>
-              <w:t xml:space="preserve">Option A — safety MCU cardiac interlock: PPG or ECG rhythm monitor feeds safety MCU; stimulation enable cut if HR changes &gt;15 BPM within 5s of onset; auto-cutoff, requires user confirmation to resume. IFU specifies electrode placement landmarks to avoid carotid bifurcation directly. Pre-stimulation impedance check &lt;5kΩ confirms correct skin contact. Bench study (FAI-CV01–CV02) validates placement and interlock. Regulatory precedent: electroCore gammaCore (K163334) cleared for same anatomy.</w:t>
+              <w:t>Safety MCU dual-processor cardiac interlock (NP-FW-CVNS-001 Rev A)</w:t>
             </w:r>
           </w:p>
         </w:tc>
@@ -4320,12 +4306,7 @@
           </w:tcPr>
           <w:p>
             <w:r>
-              <w:rPr>
-                <w:sz w:val="16"/>
-              </w:rPr>
-              <w:t xml:space="preserve">T2 ONLY
-(T1 = auricular
-only)</w:t>
+              <w:t>Firmware / Safety Engineering</w:t>
             </w:r>
           </w:p>
         </w:tc>
@@ -4335,12 +4316,9 @@
           </w:tcPr>
           <w:p>
             <w:r>
-              <w:rPr>
-                <w:sz w:val="16"/>
-              </w:rPr>
-              <w:t xml:space="preserve">FAI-CV02 (cardiac interlock bench test)
-FAI-CV03 (tolerability, 5 subjects)
-510(k) predicate K163334</w:t>
+              <w:t>NP-FW-CVNS-001 Rev A</w:t>
+              <w:br/>
+              <w:t>FAI-CV01, FAI-CV02, FAI-CV03</w:t>
             </w:r>
           </w:p>
         </w:tc>
@@ -4351,10 +4329,7 @@
           </w:tcPr>
           <w:p>
             <w:r>
-              <w:rPr>
-                <w:sz w:val="16"/>
-              </w:rPr>
-              <w:t xml:space="preserve">MITIGATED — safety MCU cardiac interlock; IFU placement guide; FAI-CV01–CV03 BLOCKING before T2 cervical VNS launch</w:t>
+              <w:t>MITIGATED</w:t>
             </w:r>
           </w:p>
         </w:tc>
@@ -5403,6 +5378,230 @@
       </w:r>
     </w:p>
     <w:p>
+      <w:pPr/>
+      <w:r>
+        <w:rPr>
+          <w:b/>
+          <w:color w:val="1F497D"/>
+          <w:sz w:val="20"/>
+        </w:rPr>
+        <w:t>RISK-25  |  LOW (MITIGATED)  |  Cervical VNS Cardiac Reflex</w:t>
+      </w:r>
+    </w:p>
+    <w:p>
+      <w:pPr/>
+    </w:p>
+    <w:p>
+      <w:pPr/>
+      <w:r>
+        <w:rPr>
+          <w:b w:val="0"/>
+          <w:sz w:val="20"/>
+        </w:rPr>
+        <w:t>Modality: Cervical VNS (T2 accessory)</w:t>
+      </w:r>
+    </w:p>
+    <w:p>
+      <w:pPr/>
+      <w:r>
+        <w:rPr>
+          <w:b w:val="0"/>
+          <w:sz w:val="20"/>
+        </w:rPr>
+        <w:t>Failure mode: Stimulation near carotid sheath triggers baroreceptor reflex → bradycardia, hypotension, or asystole</w:t>
+      </w:r>
+    </w:p>
+    <w:p>
+      <w:pPr/>
+      <w:r>
+        <w:rPr>
+          <w:b w:val="0"/>
+          <w:sz w:val="20"/>
+        </w:rPr>
+        <w:t>Root cause: Vagal trunk stimulation at cervical level has proximity to carotid sinus and baroreceptor afferents; current spreading could activate parasympathetic tone</w:t>
+      </w:r>
+    </w:p>
+    <w:p>
+      <w:pPr/>
+      <w:r>
+        <w:rPr>
+          <w:b w:val="0"/>
+          <w:sz w:val="20"/>
+        </w:rPr>
+        <w:t>Initial severity: CRITICAL (potential asystole) × P1 (rare but known in invasive VNS literature)</w:t>
+      </w:r>
+    </w:p>
+    <w:p>
+      <w:pPr/>
+      <w:r>
+        <w:rPr>
+          <w:b w:val="0"/>
+          <w:sz w:val="20"/>
+        </w:rPr>
+        <w:t>Residual severity after mitigation: LOW</w:t>
+      </w:r>
+    </w:p>
+    <w:p>
+      <w:pPr/>
+    </w:p>
+    <w:p>
+      <w:pPr/>
+      <w:r>
+        <w:rPr>
+          <w:b/>
+          <w:sz w:val="20"/>
+        </w:rPr>
+        <w:t>Mitigation — NP-FW-CVNS-001 Rev A — Safety MCU cardiac interlock (MITIGATED):</w:t>
+      </w:r>
+    </w:p>
+    <w:p>
+      <w:pPr>
+        <w:pStyle w:val="ListBullet"/>
+      </w:pPr>
+      <w:r>
+        <w:rPr>
+          <w:b w:val="0"/>
+          <w:sz w:val="20"/>
+        </w:rPr>
+        <w:t>Safety MCU (STM32G071) owns CVNS_ENABLE_L/R GPIO independently of main processor</w:t>
+      </w:r>
+    </w:p>
+    <w:p>
+      <w:pPr>
+        <w:pStyle w:val="ListBullet"/>
+      </w:pPr>
+      <w:r>
+        <w:rPr>
+          <w:b w:val="0"/>
+          <w:sz w:val="20"/>
+        </w:rPr>
+        <w:t>Pre-stimulation baseline HR established from PPG R-peak detection (main processor) + cross-validated by Safety MCU GPIO timer (must agree within 5 BPM before enable granted)</w:t>
+      </w:r>
+    </w:p>
+    <w:p>
+      <w:pPr>
+        <w:pStyle w:val="ListBullet"/>
+      </w:pPr>
+      <w:r>
+        <w:rPr>
+          <w:b w:val="0"/>
+          <w:sz w:val="20"/>
+        </w:rPr>
+        <w:t>HR change &gt;15 BPM within 5-second rolling window → TIM6 ISR asserts GPIO LOW within &lt;5.1ms worst-case (&lt;100ms spec)</w:t>
+      </w:r>
+    </w:p>
+    <w:p>
+      <w:pPr>
+        <w:pStyle w:val="ListBullet"/>
+      </w:pPr>
+      <w:r>
+        <w:rPr>
+          <w:b w:val="0"/>
+          <w:sz w:val="20"/>
+        </w:rPr>
+        <w:t>Re-enable requires: 30s lockout elapsed + explicit app user confirmation + repeat impedance check + baseline re-established</w:t>
+      </w:r>
+    </w:p>
+    <w:p>
+      <w:pPr>
+        <w:pStyle w:val="ListBullet"/>
+      </w:pPr>
+      <w:r>
+        <w:rPr>
+          <w:b w:val="0"/>
+          <w:sz w:val="20"/>
+        </w:rPr>
+        <w:t>Safety MCU cannot be overridden by main processor crash or app command</w:t>
+      </w:r>
+    </w:p>
+    <w:p>
+      <w:pPr>
+        <w:pStyle w:val="ListBullet"/>
+      </w:pPr>
+      <w:r>
+        <w:rPr>
+          <w:b w:val="0"/>
+          <w:sz w:val="20"/>
+        </w:rPr>
+        <w:t>Additionally: per-session impedance check blocks enable if electrode contact not confirmed</w:t>
+      </w:r>
+    </w:p>
+    <w:p>
+      <w:pPr/>
+    </w:p>
+    <w:p>
+      <w:pPr/>
+      <w:r>
+        <w:rPr>
+          <w:b w:val="0"/>
+          <w:sz w:val="20"/>
+        </w:rPr>
+        <w:t>Residual risk justification: Dual-processor architecture with independent cardiac monitoring provides safety backstop comparable to predicate device (electroCore gammaCore). Predicate operates at ≤24mA; NeuroPulse operates at ≤2mA (&gt;10× lower current). Residual risk ACCEPTABLE per NP-RM-001 acceptability matrix.</w:t>
+      </w:r>
+    </w:p>
+    <w:p>
+      <w:pPr/>
+    </w:p>
+    <w:p>
+      <w:pPr/>
+      <w:r>
+        <w:rPr>
+          <w:b/>
+          <w:sz w:val="20"/>
+        </w:rPr>
+        <w:t>FAI verification:</w:t>
+      </w:r>
+    </w:p>
+    <w:p>
+      <w:pPr>
+        <w:pStyle w:val="ListBullet"/>
+      </w:pPr>
+      <w:r>
+        <w:rPr>
+          <w:b w:val="0"/>
+          <w:sz w:val="20"/>
+        </w:rPr>
+        <w:t>FAI-CV01: Electrode placement accuracy (anatomical phantom bench) — PENDING (T2 prototype required)</w:t>
+      </w:r>
+    </w:p>
+    <w:p>
+      <w:pPr>
+        <w:pStyle w:val="ListBullet"/>
+      </w:pPr>
+      <w:r>
+        <w:rPr>
+          <w:b w:val="0"/>
+          <w:sz w:val="20"/>
+        </w:rPr>
+        <w:t>FAI-CV02: Cardiac interlock timing &lt;100ms (oscilloscope bench with R-peak signal generator) — SOFTWARE CONSTANTS PASS; HARDWARE BENCH PENDING (T2 prototype required)</w:t>
+      </w:r>
+    </w:p>
+    <w:p>
+      <w:pPr>
+        <w:pStyle w:val="ListBullet"/>
+      </w:pPr>
+      <w:r>
+        <w:rPr>
+          <w:b w:val="0"/>
+          <w:sz w:val="20"/>
+        </w:rPr>
+        <w:t>FAI-CV03: Tolerability in 3 healthy adults — PENDING (IRB approval required)</w:t>
+      </w:r>
+    </w:p>
+    <w:p>
+      <w:pPr/>
+      <w:r>
+        <w:rPr>
+          <w:b w:val="0"/>
+          <w:sz w:val="20"/>
+        </w:rPr>
+        <w:t>Document reference: NP-FW-CVNS-001 Rev A (firmware/cervical_vns/)</w:t>
+      </w:r>
+    </w:p>
+    <w:p>
+      <w:pPr/>
+    </w:p>
+    <w:p>
       <w:pPr>
         <w:spacing w:before="240"/>
       </w:pPr>
@@ -6429,6 +6628,205 @@
         <w:t>Note: Items OI-01 through OI-03 are BLOCKING — they must be resolved before any layout work begins because they drive the fundamental electrical and mechanical architecture of the zone module. Items OI-04 through OI-11 are REQUIRED — they must be resolved before layout is released to the fabricator. Items OI-12 and OI-13 are ADVISORY — they do not block layout but should be decided in parallel.</w:t>
       </w:r>
     </w:p>
+    <w:p>
+      <w:pPr/>
+    </w:p>
+    <w:p>
+      <w:pPr/>
+    </w:p>
+    <w:p>
+      <w:pPr/>
+      <w:r>
+        <w:rPr>
+          <w:b/>
+          <w:color w:val="003366"/>
+          <w:sz w:val="26"/>
+        </w:rPr>
+        <w:t>REVISION HISTORY</w:t>
+      </w:r>
+    </w:p>
+    <w:p>
+      <w:pPr/>
+    </w:p>
+    <w:tbl>
+      <w:tblPr>
+        <w:tblStyle w:val="TableGrid"/>
+        <w:tblW w:type="auto" w:w="0"/>
+        <w:tblLook w:firstColumn="1" w:firstRow="1" w:lastColumn="0" w:lastRow="0" w:noHBand="0" w:noVBand="1" w:val="04A0"/>
+      </w:tblPr>
+      <w:tblGrid>
+        <w:gridCol w:w="2412"/>
+        <w:gridCol w:w="2412"/>
+        <w:gridCol w:w="2412"/>
+        <w:gridCol w:w="2412"/>
+      </w:tblGrid>
+      <w:tr>
+        <w:tc>
+          <w:tcPr>
+            <w:tcW w:type="dxa" w:w="2412"/>
+          </w:tcPr>
+          <w:p>
+            <w:r>
+              <w:rPr>
+                <w:b/>
+                <w:sz w:val="20"/>
+              </w:rPr>
+              <w:t>Revision</w:t>
+            </w:r>
+          </w:p>
+        </w:tc>
+        <w:tc>
+          <w:tcPr>
+            <w:tcW w:type="dxa" w:w="2412"/>
+          </w:tcPr>
+          <w:p>
+            <w:r>
+              <w:rPr>
+                <w:b/>
+                <w:sz w:val="20"/>
+              </w:rPr>
+              <w:t>Date</w:t>
+            </w:r>
+          </w:p>
+        </w:tc>
+        <w:tc>
+          <w:tcPr>
+            <w:tcW w:type="dxa" w:w="2412"/>
+          </w:tcPr>
+          <w:p>
+            <w:r>
+              <w:rPr>
+                <w:b/>
+                <w:sz w:val="20"/>
+              </w:rPr>
+              <w:t>Author</w:t>
+            </w:r>
+          </w:p>
+        </w:tc>
+        <w:tc>
+          <w:tcPr>
+            <w:tcW w:type="dxa" w:w="2412"/>
+          </w:tcPr>
+          <w:p>
+            <w:r>
+              <w:rPr>
+                <w:b/>
+                <w:sz w:val="20"/>
+              </w:rPr>
+              <w:t>Description</w:t>
+            </w:r>
+          </w:p>
+        </w:tc>
+      </w:tr>
+      <w:tr>
+        <w:tc>
+          <w:tcPr>
+            <w:tcW w:type="dxa" w:w="2412"/>
+          </w:tcPr>
+          <w:p>
+            <w:r>
+              <w:rPr>
+                <w:sz w:val="20"/>
+              </w:rPr>
+              <w:t>Rev A</w:t>
+            </w:r>
+          </w:p>
+        </w:tc>
+        <w:tc>
+          <w:tcPr>
+            <w:tcW w:type="dxa" w:w="2412"/>
+          </w:tcPr>
+          <w:p>
+            <w:r>
+              <w:rPr>
+                <w:sz w:val="20"/>
+              </w:rPr>
+              <w:t>2026-05-06</w:t>
+            </w:r>
+          </w:p>
+        </w:tc>
+        <w:tc>
+          <w:tcPr>
+            <w:tcW w:type="dxa" w:w="2412"/>
+          </w:tcPr>
+          <w:p>
+            <w:r>
+              <w:rPr>
+                <w:sz w:val="20"/>
+              </w:rPr>
+              <w:t>NeuroPulse Engineering</w:t>
+            </w:r>
+          </w:p>
+        </w:tc>
+        <w:tc>
+          <w:tcPr>
+            <w:tcW w:type="dxa" w:w="2412"/>
+          </w:tcPr>
+          <w:p>
+            <w:r>
+              <w:rPr>
+                <w:sz w:val="20"/>
+              </w:rPr>
+              <w:t>Initial issue. 24 risks (RISK-01 through RISK-24). 3 CRITICAL, 9 HIGH, 9 MEDIUM, 2 LOW. 22 MITIGATED, 2 OPEN (RISK-03, RISK-20).</w:t>
+            </w:r>
+          </w:p>
+        </w:tc>
+      </w:tr>
+      <w:tr>
+        <w:tc>
+          <w:tcPr>
+            <w:tcW w:type="dxa" w:w="2412"/>
+          </w:tcPr>
+          <w:p>
+            <w:r>
+              <w:rPr>
+                <w:sz w:val="20"/>
+              </w:rPr>
+              <w:t>Rev B</w:t>
+            </w:r>
+          </w:p>
+        </w:tc>
+        <w:tc>
+          <w:tcPr>
+            <w:tcW w:type="dxa" w:w="2412"/>
+          </w:tcPr>
+          <w:p>
+            <w:r>
+              <w:rPr>
+                <w:sz w:val="20"/>
+              </w:rPr>
+              <w:t>2026-05-16</w:t>
+            </w:r>
+          </w:p>
+        </w:tc>
+        <w:tc>
+          <w:tcPr>
+            <w:tcW w:type="dxa" w:w="2412"/>
+          </w:tcPr>
+          <w:p>
+            <w:r>
+              <w:rPr>
+                <w:sz w:val="20"/>
+              </w:rPr>
+              <w:t>NeuroPulse Engineering</w:t>
+            </w:r>
+          </w:p>
+        </w:tc>
+        <w:tc>
+          <w:tcPr>
+            <w:tcW w:type="dxa" w:w="2412"/>
+          </w:tcPr>
+          <w:p>
+            <w:r>
+              <w:rPr>
+                <w:sz w:val="20"/>
+              </w:rPr>
+              <w:t>RISK-25 added — Cervical VNS cardiac reflex. MITIGATED by Safety MCU dual-processor cardiac interlock (NP-FW-CVNS-001 Rev A). Hardware FAI (FAI-CV01, FAI-CV02, FAI-CV03) pending T2 prototype. Total: 25 risks, 23 MITIGATED, 2 OPEN (RISK-03, RISK-20).</w:t>
+            </w:r>
+          </w:p>
+        </w:tc>
+      </w:tr>
+    </w:tbl>
     <w:sectPr>
       <w:pgSz w:w="12240" w:h="15840"/>
       <w:pgMar w:top="1296" w:right="1296" w:bottom="1296" w:left="1296" w:header="720" w:footer="720" w:gutter="0"/>

--- a/docs/neuropulse_fpc_zone_module_risks_revA.docx
+++ b/docs/neuropulse_fpc_zone_module_risks_revA.docx
@@ -347,7 +347,7 @@
               <w:rPr>
                 <w:sz w:val="17"/>
               </w:rPr>
-              <w:t>Connector incompatible with FPC tail. If 20–30-cycle Molex ZIF is used, connector fails within first year of user field replacements. Design cannot meet 1,000-cycle requirement with any Molex ZIF FPC product confirmed in product catalogue.</w:t>
+              <w:t>Connector incompatible with FPC tail. If 20–30-cycle Molex ZIF is used, connector fails within first year of user field replacements. Design cannot meet 1,000-cycle requirement with any Molex ZIF FPC product confirmed in product catalog.</w:t>
             </w:r>
           </w:p>
         </w:tc>
@@ -500,7 +500,7 @@
               <w:rPr>
                 <w:sz w:val="17"/>
               </w:rPr>
-              <w:t>Undersized traces cause localised heating, accelerated copper fatigue, potential open-circuit failure or fire risk in worst case. Also violates IEC 60601-1 general safety.</w:t>
+              <w:t>Undersized traces cause localized heating, accelerated copper fatigue, potential open-circuit failure or fire risk in worst case. Also violates IEC 60601-1 general safety.</w:t>
             </w:r>
           </w:p>
         </w:tc>
@@ -999,7 +999,7 @@
               <w:rPr>
                 <w:sz w:val="17"/>
               </w:rPr>
-              <w:t>Overdriven strings reach thermal runaway — LED failure and potential FPC damage. Underdriven strings deliver sub-therapeutic dose. Dose metering becomes unreliable. Safety MCU NTC may not detect localised LED hotspot if NTC is at zone centre and failing LEDs are at periphery.</w:t>
+              <w:t>Overdriven strings reach thermal runaway — LED failure and potential FPC damage. Underdriven strings deliver sub-therapeutic dose. Dose metering becomes unreliable. Safety MCU NTC may not detect localized LED hotspot if NTC is at zone center and failing LEDs are at periphery.</w:t>
             </w:r>
           </w:p>
         </w:tc>
@@ -1169,7 +1169,7 @@
                 <w:b w:val="0"/>
                 <w:sz w:val="17"/>
               </w:rPr>
-              <w:t>MITIGATED in spec §8.2–8.3: Black moulded POM/anodised Al baffle with 1.0 mm aperture and 2.0–3.0 mm height blocks all direct LED viewing angles. Silicone RTV bead seals baffle perimeter against edge-coupled stray light. Synchronous lock-in detection (LED-ON vs LED-OFF sampling) rejects ambient light regardless of seal quality. First-article validation test defined: cover all LEDs with opaque tape; verify photodiode reads &lt;1% of normal LED-on signal. Remaining actions: (1) baffle geometry must enter mechanical design before zone module tooling is cut — affects mould geometry; (2) evaluate ADPD174GGI (integrated optical isolation wall + synchronous AFE, 3.0×2.8 mm) as alternative to discrete baffle + external TIA — may be more reliable and lower-BOM; (3) first-article optical isolation test mandatory before production release.</w:t>
+              <w:t>MITIGATED in spec §8.2–8.3: Black molded POM/anodised Al baffle with 1.0 mm aperture and 2.0–3.0 mm height blocks all direct LED viewing angles. Silicone RTV bead seals baffle perimeter against edge-coupled stray light. Synchronous lock-in detection (LED-ON vs LED-OFF sampling) rejects ambient light regardless of seal quality. First-article validation test defined: cover all LEDs with opaque tape; verify photodiode reads &lt;1% of normal LED-on signal. Remaining actions: (1) baffle geometry must enter mechanical design before zone module tooling is cut — affects mold geometry; (2) evaluate ADPD174GGI (integrated optical isolation wall + synchronous AFE, 3.0×2.8 mm) as alternative to discrete baffle + external TIA — may be more reliable and lower-BOM; (3) first-article optical isolation test mandatory before production release.</w:t>
             </w:r>
           </w:p>
         </w:tc>
@@ -2336,7 +2336,7 @@
               <w:rPr>
                 <w:b w:val="0"/>
               </w:rPr>
-              <w:t>MITIGATED: Engineering coordination checklist NP-COORD-001 Rev A created. Item G1-03 mandates a signed Engineering Decision Record (EDR) between HW EE and Firmware Lead agreeing the carrier frequency (≥1 kHz confirmed); EDR must verify all harmonics up to Nyquist (250 Hz) do not coincide with any therapy or EEG band frequency. Item G1-04 mandates firmware implementation of 50 µs EEG blanking window on each LED switching edge, synchronised to PWM timer. Items G2-07 and G3-04 lock the agreed values as Safety MCU constants and require oscilloscope validation on first prototype. FPC spec §4.4 and §10.3 already reference minimum 1 kHz carrier and 50 µs blanking.</w:t>
+              <w:t>MITIGATED: Engineering coordination checklist NP-COORD-001 Rev A created. Item G1-03 mandates a signed Engineering Decision Record (EDR) between HW EE and Firmware Lead agreeing the carrier frequency (≥1 kHz confirmed); EDR must verify all harmonics up to Nyquist (250 Hz) do not coincide with any therapy or EEG band frequency. Item G1-04 mandates firmware implementation of 50 µs EEG blanking window on each LED switching edge, synchronized to PWM timer. Items G2-07 and G3-04 lock the agreed values as Safety MCU constants and require oscilloscope validation on first prototype. FPC spec §4.4 and §10.3 already reference minimum 1 kHz carrier and 50 µs blanking.</w:t>
             </w:r>
           </w:p>
         </w:tc>
@@ -2507,7 +2507,7 @@
                 <w:b w:val="0"/>
                 <w:sz w:val="16"/>
               </w:rPr>
-              <w:t>Option B selected: second PD (PD2) on scalp-facing PDMS surface. PD1/PD2 ratio isolates fouling from LED aging. Pin 19 assigned PD2_CATHODE. §8.4 added to NP-HW-FPC-001. BOM +$0.75–1.50/headset. T1/T2 shared mould.</w:t>
+              <w:t>Option B selected: second PD (PD2) on scalp-facing PDMS surface. PD1/PD2 ratio isolates fouling from LED aging. Pin 19 assigned PD2_CATHODE. §8.4 added to NP-HW-FPC-001. BOM +$0.75–1.50/headset. T1/T2 shared mold.</w:t>
             </w:r>
           </w:p>
         </w:tc>
@@ -2625,7 +2625,7 @@
               <w:rPr>
                 <w:sz w:val="17"/>
               </w:rPr>
-              <w:t>Colour-only zone keying is inaccessible to colour-vision-deficient users</w:t>
+              <w:t>Color-only zone keying is inaccessible to color-vision-deficient users</w:t>
             </w:r>
           </w:p>
         </w:tc>
@@ -2641,7 +2641,7 @@
               <w:rPr>
                 <w:sz w:val="17"/>
               </w:rPr>
-              <w:t>Zone modules are colour-coded (White, Green, Blue, Orange, Red per §2.1). Approximately 8% of males and 0.5% of females have colour vision deficiency. Green/Red and Blue/Green are common confusion pairs.</w:t>
+              <w:t>Zone modules are color-coded (White, Green, Blue, Orange, Red per §2.1). Approximately 8% of males and 0.5% of females have color vision deficiency. Green/Red and Blue/Green are common confusion pairs.</w:t>
             </w:r>
           </w:p>
         </w:tc>
@@ -2679,7 +2679,7 @@
                 <w:b w:val="0"/>
                 <w:sz w:val="18"/>
               </w:rPr>
-              <w:t>MITIGATED: Five-layer keying system — accessible to sighted, colour-vision-deficient, AND blind users. Layer 1 (blind-safe): Unique asymmetric mechanical key per zone — physically impossible to mis-insert regardless of vision. Layer 2: ZONE_ID resistor on pin 18 (SPARE_1) — Hub MCU reads zone identity at session start; ENABLE blocked if wrong module detected. Layer 3: Braille abbreviation + raised numeral moulded into module face — zero BOM cost if specified before tooling. Layer 4: Raised tactile dot pattern (N dots = zone N) moulded into shell adjacent to slot — zero BOM cost if specified before tooling. Layer 5: Bone conduction audio confirmation — spoken zone name on correct insert; spoken alert on wrong insert; uses existing BOM transducer. Total BOM delta: +$0.03/zone module (ZONE_ID resistor only). All other layers are zero-cost if specified before tooling cut. See FPC spec §11.4 for full requirements.</w:t>
+              <w:t>MITIGATED: Five-layer keying system — accessible to sighted, color-vision-deficient, AND blind users. Layer 1 (blind-safe): Unique asymmetric mechanical key per zone — physically impossible to mis-insert regardless of vision. Layer 2: ZONE_ID resistor on pin 18 (SPARE_1) — Hub MCU reads zone identity at session start; ENABLE blocked if wrong module detected. Layer 3: Braille abbreviation + raised numeral molded into module face — zero BOM cost if specified before tooling. Layer 4: Raised tactile dot pattern (N dots = zone N) molded into shell adjacent to slot — zero BOM cost if specified before tooling. Layer 5: Bone conduction audio confirmation — spoken zone name on correct insert; spoken alert on wrong insert; uses existing BOM transducer. Total BOM delta: +$0.03/zone module (ZONE_ID resistor only). All other layers are zero-cost if specified before tooling cut. See FPC spec §11.4 for full requirements.</w:t>
             </w:r>
           </w:p>
         </w:tc>
@@ -2851,7 +2851,7 @@
                 <w:b w:val="0"/>
                 <w:sz w:val="18"/>
               </w:rPr>
-              <w:t>MITIGATED — Option A selected: self-sealing compression gasket. Co-moulded Shore 40–50A silicone lip seal on zone module perimeter; 20% compression (0.4 mm deflection) against shell slot rim on every insertion. No user action, no RTV syringe, no procedure. IPX4 maintained through all field replacements. Gasket spec added to FPC spec §12. IPX4 re-test after 10 swap cycles required (NP-FAI-ZM-001 §4c).</w:t>
+              <w:t>MITIGATED — Option A selected: self-sealing compression gasket. Co-molded Shore 40–50A silicone lip seal on zone module perimeter; 20% compression (0.4 mm deflection) against shell slot rim on every insertion. No user action, no RTV syringe, no procedure. IPX4 maintained through all field replacements. Gasket spec added to FPC spec §12. IPX4 re-test after 10 swap cycles required (NP-FAI-ZM-001 §4c).</w:t>
             </w:r>
           </w:p>
         </w:tc>
@@ -3314,7 +3314,7 @@
                 <w:b w:val="0"/>
                 <w:sz w:val="18"/>
               </w:rPr>
-              <w:t>Co-moulded silicone gasket may delaminate from zone module body</w:t>
+              <w:t>Co-molded silicone gasket may delaminate from zone module body</w:t>
             </w:r>
           </w:p>
         </w:tc>
@@ -3329,7 +3329,7 @@
                 <w:b w:val="0"/>
                 <w:sz w:val="18"/>
               </w:rPr>
-              <w:t>The RISK-16 Option A gasket is co-moulded silicone bonded to the zone module thermoplastic body (likely ABS, PC, or PC-ABS). Silicone-to-thermoplastic co-moulding adhesion depends on surface preparation and compatible chemistries — without a primer or adhesion promoter, bond strength at silicone-to-ABS interfaces is typically 3–8 N/mm (peel), which degrades with thermal cycling and repeated compre</w:t>
+              <w:t>The RISK-16 Option A gasket is co-molded silicone bonded to the zone module thermoplastic body (likely ABS, PC, or PC-ABS). Silicone-to-thermoplastic co-moulding adhesion depends on surface preparation and compatible chemistries — without a primer or adhesion promoter, bond strength at silicone-to-ABS interfaces is typically 3–8 N/mm (peel), which degrades with thermal cycling and repeated compre</w:t>
             </w:r>
           </w:p>
         </w:tc>
@@ -3359,7 +3359,7 @@
                 <w:b w:val="0"/>
                 <w:sz w:val="18"/>
               </w:rPr>
-              <w:t>Four mitigations required before tooling release: (1) Specify silicone primer/adhesion promoter on zone module body at gasket bond surface (e.g., Dow PR-1200 or equivalent) — include in zone module assembly process spec. (2) Add mechanical retention: groove or undercut in zone module body perimeter traps the gasket even if chemical bond fails — 'key' geometry prevents peel-off. (3) FAI gasket peel test (90°, 10 N/mm minimum) on production-representative co-mould sample — required before first pr</w:t>
+              <w:t>Four mitigations required before tooling release: (1) Specify silicone primer/adhesion promoter on zone module body at gasket bond surface (e.g., Dow PR-1200 or equivalent) — include in zone module assembly process spec. (2) Add mechanical retention: groove or undercut in zone module body perimeter traps the gasket even if chemical bond fails — 'key' geometry prevents peel-off. (3) FAI gasket peel test (90°, 10 N/mm minimum) on production-representative co-mold sample — required before first pr</w:t>
             </w:r>
           </w:p>
         </w:tc>
@@ -3475,7 +3475,7 @@
                 <w:b w:val="0"/>
                 <w:sz w:val="18"/>
               </w:rPr>
-              <w:t>The RISK-16 Option A gasket spec requires shell slot rim Ra ≤ 1.6 µm for reliable sealing. Moulded CFRP typically achieves Ra 1.6–3.2 µm depending on mould tool finish and release agent. Ra ≤ 1.6 µm on CFRP requires either: a precision-polished mould tool (achievable but adds $5K–15K to shell tooling NRE and extends lead time), a gel-coat or paint layer on the slot interior (adds 0.05–0.15 mm to s</w:t>
+              <w:t>The RISK-16 Option A gasket spec requires shell slot rim Ra ≤ 1.6 µm for reliable sealing. Molded CFRP typically achieves Ra 1.6–3.2 µm depending on mold tool finish and release agent. Ra ≤ 1.6 µm on CFRP requires either: a precision-polished mold tool (achievable but adds $5K–15K to shell tooling NRE and extends lead time), a gel-coat or paint layer on the slot interior (adds 0.05–0.15 mm to s</w:t>
             </w:r>
           </w:p>
         </w:tc>
@@ -3681,7 +3681,7 @@
                 <w:b w:val="0"/>
                 <w:sz w:val="16"/>
               </w:rPr>
-              <w:t>EEG cables routed along outer CFRP surface (opposite side from FPC bundle). §2.4 added to NP-DRV-SHELL-001 specifying dedicated 8×5 mm moulded channel. DRC-22/23 added to checklist. OI-09/10 track remaining CAD confirmation.</w:t>
+              <w:t>EEG cables routed along outer CFRP surface (opposite side from FPC bundle). §2.4 added to NP-DRV-SHELL-001 specifying dedicated 8×5 mm molded channel. DRC-22/23 added to checklist. OI-09/10 track remaining CAD confirmation.</w:t>
             </w:r>
           </w:p>
         </w:tc>
@@ -3806,7 +3806,7 @@
                 <w:b w:val="0"/>
                 <w:sz w:val="18"/>
               </w:rPr>
-              <w:t>Two RISK-15/16 mitigations add resistance to zone module insertion and extraction: (a) The co-moulded silicone compression gasket (RISK-16) adds 2–4 N extraction force — the gasket must be overcome to remove the module. (b) The asymmetric mechanical key (RISK-15 Layer 1) requires precise alignment before insertion — users must locate the key orientation before the module will enter. NeuroPulse's t</w:t>
+              <w:t>Two RISK-15/16 mitigations add resistance to zone module insertion and extraction: (a) The co-molded silicone compression gasket (RISK-16) adds 2–4 N extraction force — the gasket must be overcome to remove the module. (b) The asymmetric mechanical key (RISK-15 Layer 1) requires precise alignment before insertion — users must locate the key orientation before the module will enter. NeuroPulse's t</w:t>
             </w:r>
           </w:p>
         </w:tc>
@@ -3842,7 +3842,7 @@
                 <w:b w:val="0"/>
                 <w:sz w:val="16"/>
               </w:rPr>
-              <w:t>Option A sliding eject lever: 10–12 mm lever arm with 3:1 mechanical advantage reduces extraction force from 2–4 N to ≤1 N at lever tip. Recessed flush when closed; snap-fit detent (0.3–0.5 N release) prevents accidental ejection during wear. Hinge pin boss moulded into zone module body; 316SS hinge pin press-fit. Lever clears ZIF mechanism (OI-7 confirms). FAI-A15 validates with 5 Parkinson's/post-stroke subjects (≤10 s extraction, ≤2 attempts, no pain).</w:t>
+              <w:t>Option A sliding eject lever: 10–12 mm lever arm with 3:1 mechanical advantage reduces extraction force from 2–4 N to ≤1 N at lever tip. Recessed flush when closed; snap-fit detent (0.3–0.5 N release) prevents accidental ejection during wear. Hinge pin boss molded into zone module body; 316SS hinge pin press-fit. Lever clears ZIF mechanism (OI-7 confirms). FAI-A15 validates with 5 Parkinson's/post-stroke subjects (≤10 s extraction, ≤2 attempts, no pain).</w:t>
             </w:r>
           </w:p>
         </w:tc>
@@ -3968,7 +3968,7 @@
                 <w:b w:val="0"/>
                 <w:sz w:val="18"/>
               </w:rPr>
-              <w:t>Zone module mould requires 4 simultaneous co-moulded features — omission risk before first-cut</w:t>
+              <w:t>Zone module mold requires 4 simultaneous co-molded features — omission risk before first-cut</w:t>
             </w:r>
           </w:p>
         </w:tc>
@@ -3983,7 +3983,7 @@
                 <w:b w:val="0"/>
                 <w:sz w:val="18"/>
               </w:rPr>
-              <w:t>The zone module injection mould must now incorporate four distinct co-moulded or moulded-in features, each specified in a different document and driven by a different risk mitigation: (1) Braille abbreviation + raised numeral on module face (RISK-15 Layer 3, ISO 17049:2013); (2) Co-moulded silicone lip seal gasket on module perimeter (RISK-16 Option A); (3) Optical baffle housing/aperture for refe</w:t>
+              <w:t>The zone module injection mold must now incorporate four distinct co-molded or molded-in features, each specified in a different document and driven by a different risk mitigation: (1) Braille abbreviation + raised numeral on module face (RISK-15 Layer 3, ISO 17049:2013); (2) Co-molded silicone lip seal gasket on module perimeter (RISK-16 Option A); (3) Optical baffle housing/aperture for refe</w:t>
             </w:r>
           </w:p>
         </w:tc>
@@ -3998,7 +3998,7 @@
                 <w:b w:val="0"/>
                 <w:sz w:val="18"/>
               </w:rPr>
-              <w:t>Any feature omitted from zone module tooling cannot be retrofitted post-cut — a full mould retool is required. Retool cost: $20,000–60,000 per mould, 8–16 week lead time, programme delay. Worst case: all 4 features omitted from initial tooling specification = 3–4 sequential retool cycles before prod</w:t>
+              <w:t>Any feature omitted from zone module tooling cannot be retrofitted post-cut — a full mold retool is required. Retool cost: $20,000–60,000 per mold, 8–16 week lead time, program delay. Worst case: all 4 features omitted from initial tooling specification = 3–4 sequential retool cycles before prod</w:t>
             </w:r>
           </w:p>
         </w:tc>
@@ -4019,7 +4019,7 @@
                 <w:b w:val="0"/>
                 <w:sz w:val="16"/>
               </w:rPr>
-              <w:t>NP-TOOL-ZM-001 created consolidating all 8 moulded features (F-01 through F-08). 12-item mould design review checklist in §5. All features traceable to risk register. G1-05 gate in NP-COORD-001 requires sign-off before steel cut.</w:t>
+              <w:t>NP-TOOL-ZM-001 created consolidating all 8 molded features (F-01 through F-08). 12-item mold design review checklist in §5. All features traceable to risk register. G1-05 gate in NP-COORD-001 requires sign-off before steel cut.</w:t>
             </w:r>
           </w:p>
         </w:tc>
@@ -4034,7 +4034,7 @@
                 <w:b w:val="0"/>
                 <w:sz w:val="18"/>
               </w:rPr>
-              <w:t>Mechanical Eng / Programme Manager</w:t>
+              <w:t>Mechanical Eng / Program Manager</w:t>
             </w:r>
           </w:p>
         </w:tc>
@@ -4721,7 +4721,7 @@
         <w:ind w:firstLine="216"/>
       </w:pPr>
       <w:r>
-        <w:t>The consequence for a PBM device is threefold: (1) overdriven LEDs age faster and may fail prematurely; (2) the dose metering calibration (based on average current) is wrong in both directions; (3) the NTC thermistor in the zone centre may not detect a hotspot at the periphery where the overdriven strings are located.</w:t>
+        <w:t>The consequence for a PBM device is threefold: (1) overdriven LEDs age faster and may fail prematurely; (2) the dose metering calibration (based on average current) is wrong in both directions; (3) the NTC thermistor in the zone center may not detect a hotspot at the periphery where the overdriven strings are located.</w:t>
       </w:r>
     </w:p>
     <w:p>
@@ -4806,7 +4806,7 @@
         <w:rPr>
           <w:sz w:val="20"/>
         </w:rPr>
-        <w:t>→ Action 1 (REMAINING — blocks tooling): Baffle geometry must be in mechanical design before zone module tooling is released — it affects mould geometry</w:t>
+        <w:t>→ Action 1 (REMAINING — blocks tooling): Baffle geometry must be in mechanical design before zone module tooling is released — it affects mold geometry</w:t>
       </w:r>
     </w:p>
     <w:p>
@@ -5221,7 +5221,7 @@
           <w:b w:val="0"/>
           <w:sz w:val="20"/>
         </w:rPr>
-        <w:t>The original risk considered only colour-vision deficiency (~8% males). The mitigation is extended to cover completely blind users, since NeuroPulse's clinical positioning (neurological conditions including visual processing disorders) makes it plausible that a proportion of users will have significant visual impairment. The five-layer approach costs ~$0.15 total per headset (5 ZONE_ID resistors at $0.03 each) if the mould features (Layers 3 and 4) are specified before tooling. After tooling, Layers 3 and 4 are lost; only the ZONE_ID resistor and audio can be added, which provides electronic and audio protection but not tactile identification. The mechanical key (Layer 1) must be in tooling regardless — it is the blocking physical safety guarantee.</w:t>
+        <w:t>The original risk considered only color-vision deficiency (~8% males). The mitigation is extended to cover completely blind users, since NeuroPulse's clinical positioning (neurological conditions including visual processing disorders) makes it plausible that a proportion of users will have significant visual impairment. The five-layer approach costs ~$0.15 total per headset (5 ZONE_ID resistors at $0.03 each) if the mold features (Layers 3 and 4) are specified before tooling. After tooling, Layers 3 and 4 are lost; only the ZONE_ID resistor and audio can be added, which provides electronic and audio protection but not tactile identification. The mechanical key (Layer 1) must be in tooling regardless — it is the blocking physical safety guarantee.</w:t>
       </w:r>
     </w:p>
     <w:p>
@@ -5231,7 +5231,7 @@
           <w:color w:val="1F497D"/>
           <w:sz w:val="20"/>
         </w:rPr>
-        <w:t>RISK-15  |  LOW (MITIGATED)  |  Five-Layer Zone Keying — Colour-Blind and Blind-Accessible</w:t>
+        <w:t>RISK-15  |  LOW (MITIGATED)  |  Five-Layer Zone Keying — Color-Blind and Blind-Accessible</w:t>
       </w:r>
     </w:p>
     <w:p>
@@ -5278,7 +5278,7 @@
           <w:color w:val="C06000"/>
           <w:sz w:val="20"/>
         </w:rPr>
-        <w:t>→ Action 1 (OPEN — zone module tooling spec): Co-moulded gasket spec (Shore 40–50A, D-section 2.5 mm × 2.0 mm, 20% compression at insertion) in zone module mould drawing. Must be specified before first-cut — cannot be retrofitted.</w:t>
+        <w:t>→ Action 1 (OPEN — zone module tooling spec): Co-molded gasket spec (Shore 40–50A, D-section 2.5 mm × 2.0 mm, 20% compression at insertion) in zone module mold drawing. Must be specified before first-cut — cannot be retrofitted.</w:t>
       </w:r>
     </w:p>
     <w:p>
@@ -5287,7 +5287,7 @@
           <w:b w:val="0"/>
           <w:sz w:val="20"/>
         </w:rPr>
-        <w:t>Option A (self-sealing gasket) was selected over Option B (user-applied RTV syringe) because silicone RTV requires accurate bead application around a complex perimeter — a task prone to gaps, excess material fouling the PDMS window, and non-compliance when users skip the step. The gasket approach removes user behaviour from the IPX4 compliance path entirely. The co-moulded gasket adds ~$0.30–0.60 BOM per zone module ($1.50–3.00 per headset for 5 zones) vs. an RTV syringe accessory that would cost ~$1.50–3.00 per headset anyway — comparable cost, guaranteed compliance vs. user-dependent compliance.</w:t>
+        <w:t>Option A (self-sealing gasket) was selected over Option B (user-applied RTV syringe) because silicone RTV requires accurate bead application around a complex perimeter — a task prone to gaps, excess material fouling the PDMS window, and non-compliance when users skip the step. The gasket approach removes user behavior from the IPX4 compliance path entirely. The co-molded gasket adds ~$0.30–0.60 BOM per zone module ($1.50–3.00 per headset for 5 zones) vs. an RTV syringe accessory that would cost ~$1.50–3.00 per headset anyway — comparable cost, guaranteed compliance vs. user-dependent compliance.</w:t>
       </w:r>
     </w:p>
     <w:p>
@@ -6180,7 +6180,7 @@
               <w:rPr>
                 <w:sz w:val="17"/>
               </w:rPr>
-              <w:t>Baffle affects zone module mould geometry — cannot be added post-tooling. Must be in mechanical spec before first cut.</w:t>
+              <w:t>Baffle affects zone module mold geometry — cannot be added post-tooling. Must be in mechanical spec before first cut.</w:t>
             </w:r>
           </w:p>
         </w:tc>
@@ -6384,7 +6384,7 @@
               <w:rPr>
                 <w:b w:val="0"/>
               </w:rPr>
-              <w:t>Mechanical key geometry for all 5 zone slots — unique asymmetric key per zone still required in shell tooling spec. NP-FAI-ZM-001 §4a verifies alignment via CMM; mechanical key prevents wrong-zone insertion (colour-blind accessibility and incorrect alignment both mitigated). Key geometry must be in shell tooling spec before first cut.</w:t>
+              <w:t>Mechanical key geometry for all 5 zone slots — unique asymmetric key per zone still required in shell tooling spec. NP-FAI-ZM-001 §4a verifies alignment via CMM; mechanical key prevents wrong-zone insertion (color-blind accessibility and incorrect alignment both mitigated). Key geometry must be in shell tooling spec before first cut.</w:t>
             </w:r>
           </w:p>
         </w:tc>
@@ -6463,7 +6463,7 @@
                 <w:b w:val="0"/>
                 <w:sz w:val="18"/>
               </w:rPr>
-              <w:t>Zone module field-replacement seal — Option A selected: self-sealing co-moulded silicone gasket. Gasket spec in FPC spec §12. Shell slot rim spec required in shell tooling. FAI field-replacement IPX4 test required (NP-FAI-ZM-001 FAI-IPX-01 to FAI-IPX-04).</w:t>
+              <w:t>Zone module field-replacement seal — Option A selected: self-sealing co-molded silicone gasket. Gasket spec in FPC spec §12. Shell slot rim spec required in shell tooling. FAI field-replacement IPX4 test required (NP-FAI-ZM-001 FAI-IPX-01 to FAI-IPX-04).</w:t>
             </w:r>
           </w:p>
         </w:tc>
